--- a/CMA_Summaries_B4_Ch17.docx
+++ b/CMA_Summaries_B4_Ch17.docx
@@ -409,7 +409,7 @@
       <w:r>
         <w:drawing>
           <wp:inline distT="0" distB="0" distL="0" distR="0">
-            <wp:extent cx="5734050" cy="1946550"/>
+            <wp:extent cx="5734050" cy="2519975"/>
             <wp:effectExtent t="0" r="0" b="0" l="0"/>
             <wp:docPr id="1" name="" descr="" title=""/>
             <wp:cNvGraphicFramePr>
@@ -434,7 +434,7 @@
                   <pic:spPr bwMode="auto">
                     <a:xfrm>
                       <a:off x="0" y="0"/>
-                      <a:ext cx="5734050" cy="1946550"/>
+                      <a:ext cx="5734050" cy="2519975"/>
                     </a:xfrm>
                     <a:prstGeom prst="rect">
                       <a:avLst/>
@@ -2504,7 +2504,14 @@
           <w:sz w:val="19"/>
           <w:szCs w:val="19"/>
         </w:rPr>
-        <w:t xml:space="preserve">The first is that nobody </w:t>
+        <w:t xml:space="preserve">The first is that nobody receives the expected value: the outcomes here are 330,000, 1,068,000 and 1,724,000, and 1,047,500 is not among them. </w:t>
+      </w:r>
+      <w:r>
+        <w:rPr>
+          <w:sz w:val="19"/>
+          <w:szCs w:val="19"/>
+        </w:rPr>
+        <w:t xml:space="preserve">It is a </w:t>
       </w:r>
       <w:r>
         <w:rPr>
@@ -2536,14 +2543,7 @@
           <w:sz w:val="19"/>
           <w:szCs w:val="19"/>
         </w:rPr>
-        <w:t xml:space="preserve"> the expected value: the outcomes here are 330,000, 1,068,000 and 1,724,000, and 1,047,500 is not among them. </w:t>
-      </w:r>
-      <w:r>
-        <w:rPr>
-          <w:sz w:val="19"/>
-          <w:szCs w:val="19"/>
-        </w:rPr>
-        <w:t xml:space="preserve">It is a </w:t>
+        <w:t xml:space="preserve"> average, not a </w:t>
       </w:r>
       <w:r>
         <w:rPr>
@@ -2575,7 +2575,14 @@
           <w:sz w:val="19"/>
           <w:szCs w:val="19"/>
         </w:rPr>
-        <w:t xml:space="preserve"> average, not a </w:t>
+        <w:t xml:space="preserve"> of what will happen. </w:t>
+      </w:r>
+      <w:r>
+        <w:rPr>
+          <w:sz w:val="19"/>
+          <w:szCs w:val="19"/>
+        </w:rPr>
+        <w:t xml:space="preserve">The </w:t>
       </w:r>
       <w:r>
         <w:rPr>
@@ -2607,14 +2614,14 @@
           <w:sz w:val="19"/>
           <w:szCs w:val="19"/>
         </w:rPr>
-        <w:t xml:space="preserve"> of what will happen. </w:t>
-      </w:r>
-      <w:r>
-        <w:rPr>
-          <w:sz w:val="19"/>
-          <w:szCs w:val="19"/>
-        </w:rPr>
-        <w:t xml:space="preserve">The </w:t>
+        <w:t xml:space="preserve"> is that it is correct over many repetitions. </w:t>
+      </w:r>
+      <w:r>
+        <w:rPr>
+          <w:sz w:val="19"/>
+          <w:szCs w:val="19"/>
+        </w:rPr>
+        <w:t xml:space="preserve">A company </w:t>
       </w:r>
       <w:r>
         <w:rPr>
@@ -2646,7 +2653,7 @@
           <w:sz w:val="19"/>
           <w:szCs w:val="19"/>
         </w:rPr>
-        <w:t xml:space="preserve"> is that it is correct over many </w:t>
+        <w:t xml:space="preserve"> between two </w:t>
       </w:r>
       <w:r>
         <w:rPr>
@@ -2664,7 +2671,7 @@
           <w:sz w:val="19"/>
           <w:szCs w:val="19"/>
         </w:rPr>
-        <w:t xml:space="preserve">             </w:t>
+        <w:t xml:space="preserve">           </w:t>
       </w:r>
       <w:r>
         <w:rPr>
@@ -2678,14 +2685,14 @@
           <w:sz w:val="19"/>
           <w:szCs w:val="19"/>
         </w:rPr>
-        <w:t xml:space="preserve">. </w:t>
-      </w:r>
-      <w:r>
-        <w:rPr>
-          <w:sz w:val="19"/>
-          <w:szCs w:val="19"/>
-        </w:rPr>
-        <w:t xml:space="preserve">A company </w:t>
+        <w:t xml:space="preserve"> every week is in a long run; a company deciding once whether to enter the Gulf is not. </w:t>
+      </w:r>
+      <w:r>
+        <w:rPr>
+          <w:sz w:val="19"/>
+          <w:szCs w:val="19"/>
+        </w:rPr>
+        <w:t xml:space="preserve">For a </w:t>
       </w:r>
       <w:r>
         <w:rPr>
@@ -2717,7 +2724,7 @@
           <w:sz w:val="19"/>
           <w:szCs w:val="19"/>
         </w:rPr>
-        <w:t xml:space="preserve"> between two </w:t>
+        <w:t xml:space="preserve"> large decision, the spread of outcomes </w:t>
       </w:r>
       <w:r>
         <w:rPr>
@@ -2749,14 +2756,7 @@
           <w:sz w:val="19"/>
           <w:szCs w:val="19"/>
         </w:rPr>
-        <w:t xml:space="preserve"> every week is in a long run; a company deciding once whether to enter the Gulf is not. </w:t>
-      </w:r>
-      <w:r>
-        <w:rPr>
-          <w:sz w:val="19"/>
-          <w:szCs w:val="19"/>
-        </w:rPr>
-        <w:t xml:space="preserve">For a single large decision, the spread of outcomes matters as much as their average. </w:t>
+        <w:t xml:space="preserve"> as much as their average. </w:t>
       </w:r>
     </w:p>
     <w:tbl>
@@ -2814,7 +2814,7 @@
                 <w:sz w:val="16"/>
                 <w:szCs w:val="16"/>
               </w:rPr>
-              <w:t xml:space="preserve">choosing   ·   receives   ·   shortcomings   ·   weighted   ·   repetitions   ·   decision   ·   second   ·   suppliers   ·   forecast</w:t>
+              <w:t xml:space="preserve">single   ·   weighted   ·   shortcomings   ·   forecast   ·   suppliers   ·   between   ·   choosing   ·   matters   ·   second</w:t>
             </w:r>
           </w:p>
         </w:tc>
@@ -2951,7 +2951,7 @@
                 <w:sz w:val="16"/>
                 <w:szCs w:val="16"/>
               </w:rPr>
-              <w:t xml:space="preserve">weighted</w:t>
+              <w:t xml:space="preserve">forecast</w:t>
             </w:r>
           </w:p>
         </w:tc>
@@ -3019,7 +3019,7 @@
                 <w:sz w:val="16"/>
                 <w:szCs w:val="16"/>
               </w:rPr>
-              <w:t xml:space="preserve">forecast</w:t>
+              <w:t xml:space="preserve">second</w:t>
             </w:r>
           </w:p>
         </w:tc>
@@ -3087,7 +3087,7 @@
                 <w:sz w:val="16"/>
                 <w:szCs w:val="16"/>
               </w:rPr>
-              <w:t xml:space="preserve">second</w:t>
+              <w:t xml:space="preserve">choosing</w:t>
             </w:r>
           </w:p>
         </w:tc>
@@ -3155,7 +3155,7 @@
                 <w:sz w:val="16"/>
                 <w:szCs w:val="16"/>
               </w:rPr>
-              <w:t xml:space="preserve">repetitions</w:t>
+              <w:t xml:space="preserve">suppliers</w:t>
             </w:r>
           </w:p>
         </w:tc>
@@ -3223,7 +3223,7 @@
                 <w:sz w:val="16"/>
                 <w:szCs w:val="16"/>
               </w:rPr>
-              <w:t xml:space="preserve">choosing</w:t>
+              <w:t xml:space="preserve">single</w:t>
             </w:r>
           </w:p>
         </w:tc>
@@ -3258,7 +3258,7 @@
                 <w:sz w:val="16"/>
                 <w:szCs w:val="16"/>
               </w:rPr>
-              <w:t xml:space="preserve">receives</w:t>
+              <w:t xml:space="preserve">weighted</w:t>
             </w:r>
           </w:p>
         </w:tc>
@@ -3291,7 +3291,7 @@
                 <w:sz w:val="16"/>
                 <w:szCs w:val="16"/>
               </w:rPr>
-              <w:t xml:space="preserve">suppliers</w:t>
+              <w:t xml:space="preserve">matters</w:t>
             </w:r>
           </w:p>
         </w:tc>
@@ -4048,7 +4048,7 @@
                 <w:sz w:val="16"/>
                 <w:szCs w:val="16"/>
               </w:rPr>
-              <w:t xml:space="preserve">Which assumption deserves the most work?   ·   All at once, with probabilities   ·   Change ONE assumption and see how far the answer moves   ·   Change an input and read the new answer   ·   What volume is needed to break even?</w:t>
+              <w:t xml:space="preserve">What happens if volume falls by a fifth?   ·   All at once, with probabilities   ·   Change ONE assumption and see how far the answer moves   ·   Change an input and read the new answer   ·   What volume is needed to break even?</w:t>
             </w:r>
           </w:p>
         </w:tc>
@@ -4088,7 +4088,7 @@
           <w:sz w:val="19"/>
           <w:szCs w:val="19"/>
         </w:rPr>
-        <w:t xml:space="preserve">Its purpose is not to forecast but to rank: it tells you which </w:t>
+        <w:t xml:space="preserve">Its purpose is not to </w:t>
       </w:r>
       <w:r>
         <w:rPr>
@@ -4106,7 +4106,7 @@
           <w:sz w:val="19"/>
           <w:szCs w:val="19"/>
         </w:rPr>
-        <w:t xml:space="preserve">            </w:t>
+        <w:t xml:space="preserve">           </w:t>
       </w:r>
       <w:r>
         <w:rPr>
@@ -4120,7 +4120,7 @@
           <w:sz w:val="19"/>
           <w:szCs w:val="19"/>
         </w:rPr>
-        <w:t xml:space="preserve"> deserves the most effort in </w:t>
+        <w:t xml:space="preserve"> but to rank: it tells you which assumption deserves the most effort in </w:t>
       </w:r>
       <w:r>
         <w:rPr>
@@ -4572,7 +4572,7 @@
                 <w:sz w:val="16"/>
                 <w:szCs w:val="16"/>
               </w:rPr>
-              <w:t xml:space="preserve">spreadsheet   ·   related   ·   contribution   ·   specialist   ·   manager   ·   questions   ·   required   ·   break-even   ·   tested   ·   approximate   ·   therefore   ·   assumption   ·   estimating</w:t>
+              <w:t xml:space="preserve">spreadsheet   ·   estimate   ·   contribution   ·   specialist   ·   manager   ·   questions   ·   required   ·   break-even   ·   tested   ·   approximate   ·   therefore   ·   forecast   ·   estimating</w:t>
             </w:r>
           </w:p>
         </w:tc>
@@ -4591,7 +4591,7 @@
           <w:sz w:val="18"/>
           <w:szCs w:val="18"/>
         </w:rPr>
-        <w:t xml:space="preserve">The words this section uses</w:t>
+        <w:t xml:space="preserve">The English this section uses, and its Arabic</w:t>
       </w:r>
     </w:p>
     <w:p>
@@ -5351,7 +5351,7 @@
                 <w:sz w:val="16"/>
                 <w:szCs w:val="16"/>
               </w:rPr>
-              <w:t xml:space="preserve">assumption</w:t>
+              <w:t xml:space="preserve">forecast</w:t>
             </w:r>
           </w:p>
         </w:tc>
@@ -5819,7 +5819,7 @@
           <w:sz w:val="19"/>
           <w:szCs w:val="19"/>
         </w:rPr>
-        <w:t xml:space="preserve">Sensitivity moves one </w:t>
+        <w:t xml:space="preserve">Sensitivity moves one assumption at a time, which is its </w:t>
       </w:r>
       <w:r>
         <w:rPr>
@@ -5851,7 +5851,7 @@
           <w:sz w:val="19"/>
           <w:szCs w:val="19"/>
         </w:rPr>
-        <w:t xml:space="preserve"> at a time, which is its </w:t>
+        <w:t xml:space="preserve">: in reality they all move at once, and </w:t>
       </w:r>
       <w:r>
         <w:rPr>
@@ -5869,7 +5869,7 @@
           <w:sz w:val="19"/>
           <w:szCs w:val="19"/>
         </w:rPr>
-        <w:t xml:space="preserve">            </w:t>
+        <w:t xml:space="preserve">           </w:t>
       </w:r>
       <w:r>
         <w:rPr>
@@ -5883,14 +5883,14 @@
           <w:sz w:val="19"/>
           <w:szCs w:val="19"/>
         </w:rPr>
-        <w:t xml:space="preserve">: in reality they all move at once, and sometimes together. </w:t>
-      </w:r>
-      <w:r>
-        <w:rPr>
-          <w:sz w:val="19"/>
-          <w:szCs w:val="19"/>
-        </w:rPr>
-        <w:t xml:space="preserve">A </w:t>
+        <w:t xml:space="preserve"> together. </w:t>
+      </w:r>
+      <w:r>
+        <w:rPr>
+          <w:sz w:val="19"/>
+          <w:szCs w:val="19"/>
+        </w:rPr>
+        <w:t xml:space="preserve">A simulation model varies them all, </w:t>
       </w:r>
       <w:r>
         <w:rPr>
@@ -5922,7 +5922,14 @@
           <w:sz w:val="19"/>
           <w:szCs w:val="19"/>
         </w:rPr>
-        <w:t xml:space="preserve"> model varies them all, </w:t>
+        <w:t xml:space="preserve">, each draw taken from a distribution rather than a single value. </w:t>
+      </w:r>
+      <w:r>
+        <w:rPr>
+          <w:sz w:val="19"/>
+          <w:szCs w:val="19"/>
+        </w:rPr>
+        <w:t xml:space="preserve">The Monte Carlo </w:t>
       </w:r>
       <w:r>
         <w:rPr>
@@ -5940,7 +5947,7 @@
           <w:sz w:val="19"/>
           <w:szCs w:val="19"/>
         </w:rPr>
-        <w:t xml:space="preserve">            </w:t>
+        <w:t xml:space="preserve">           </w:t>
       </w:r>
       <w:r>
         <w:rPr>
@@ -5954,14 +5961,7 @@
           <w:sz w:val="19"/>
           <w:szCs w:val="19"/>
         </w:rPr>
-        <w:t xml:space="preserve">, each draw taken from a distribution rather than a single value. </w:t>
-      </w:r>
-      <w:r>
-        <w:rPr>
-          <w:sz w:val="19"/>
-          <w:szCs w:val="19"/>
-        </w:rPr>
-        <w:t xml:space="preserve">The Monte Carlo </w:t>
+        <w:t xml:space="preserve"> is the standard </w:t>
       </w:r>
       <w:r>
         <w:rPr>
@@ -5993,7 +5993,14 @@
           <w:sz w:val="19"/>
           <w:szCs w:val="19"/>
         </w:rPr>
-        <w:t xml:space="preserve"> is the standard </w:t>
+        <w:t xml:space="preserve">. </w:t>
+      </w:r>
+      <w:r>
+        <w:rPr>
+          <w:sz w:val="19"/>
+          <w:szCs w:val="19"/>
+        </w:rPr>
+        <w:t xml:space="preserve">Each trial draws a volume, a margin and a fixed cost at random from their ranges, </w:t>
       </w:r>
       <w:r>
         <w:rPr>
@@ -6025,14 +6032,7 @@
           <w:sz w:val="19"/>
           <w:szCs w:val="19"/>
         </w:rPr>
-        <w:t xml:space="preserve">. </w:t>
-      </w:r>
-      <w:r>
-        <w:rPr>
-          <w:sz w:val="19"/>
-          <w:szCs w:val="19"/>
-        </w:rPr>
-        <w:t xml:space="preserve">Each trial draws a volume, a margin and a fixed cost at random from their ranges, </w:t>
+        <w:t xml:space="preserve"> the outcome, and </w:t>
       </w:r>
       <w:r>
         <w:rPr>
@@ -6064,7 +6064,14 @@
           <w:sz w:val="19"/>
           <w:szCs w:val="19"/>
         </w:rPr>
-        <w:t xml:space="preserve"> the outcome, and </w:t>
+        <w:t xml:space="preserve"> it. </w:t>
+      </w:r>
+      <w:r>
+        <w:rPr>
+          <w:sz w:val="19"/>
+          <w:szCs w:val="19"/>
+        </w:rPr>
+        <w:t xml:space="preserve">Doing that </w:t>
       </w:r>
       <w:r>
         <w:rPr>
@@ -6096,14 +6103,7 @@
           <w:sz w:val="19"/>
           <w:szCs w:val="19"/>
         </w:rPr>
-        <w:t xml:space="preserve"> it. </w:t>
-      </w:r>
-      <w:r>
-        <w:rPr>
-          <w:sz w:val="19"/>
-          <w:szCs w:val="19"/>
-        </w:rPr>
-        <w:t xml:space="preserve">Doing that </w:t>
+        <w:t xml:space="preserve"> of times builds up the distribution of </w:t>
       </w:r>
       <w:r>
         <w:rPr>
@@ -6135,7 +6135,14 @@
           <w:sz w:val="19"/>
           <w:szCs w:val="19"/>
         </w:rPr>
-        <w:t xml:space="preserve"> of times builds up the distribution of </w:t>
+        <w:t xml:space="preserve"> rather than a single number. </w:t>
+      </w:r>
+      <w:r>
+        <w:rPr>
+          <w:sz w:val="19"/>
+          <w:szCs w:val="19"/>
+        </w:rPr>
+        <w:t xml:space="preserve">The mean of the trials is 1,027,152, close to the single expected value of 1,047,500, which is </w:t>
       </w:r>
       <w:r>
         <w:rPr>
@@ -6153,7 +6160,7 @@
           <w:sz w:val="19"/>
           <w:szCs w:val="19"/>
         </w:rPr>
-        <w:t xml:space="preserve">           </w:t>
+        <w:t xml:space="preserve">            </w:t>
       </w:r>
       <w:r>
         <w:rPr>
@@ -6167,14 +6174,7 @@
           <w:sz w:val="19"/>
           <w:szCs w:val="19"/>
         </w:rPr>
-        <w:t xml:space="preserve"> rather than a single number. </w:t>
-      </w:r>
-      <w:r>
-        <w:rPr>
-          <w:sz w:val="19"/>
-          <w:szCs w:val="19"/>
-        </w:rPr>
-        <w:t xml:space="preserve">The mean of the trials is 1,027,152, close to the single expected value of 1,047,500, which is </w:t>
+        <w:t xml:space="preserve"> rather than </w:t>
       </w:r>
       <w:r>
         <w:rPr>
@@ -6206,7 +6206,14 @@
           <w:sz w:val="19"/>
           <w:szCs w:val="19"/>
         </w:rPr>
-        <w:t xml:space="preserve"> rather than </w:t>
+        <w:t xml:space="preserve">. </w:t>
+      </w:r>
+      <w:r>
+        <w:rPr>
+          <w:sz w:val="19"/>
+          <w:szCs w:val="19"/>
+        </w:rPr>
+        <w:t xml:space="preserve">The </w:t>
       </w:r>
       <w:r>
         <w:rPr>
@@ -6224,7 +6231,7 @@
           <w:sz w:val="19"/>
           <w:szCs w:val="19"/>
         </w:rPr>
-        <w:t xml:space="preserve">            </w:t>
+        <w:t xml:space="preserve">             </w:t>
       </w:r>
       <w:r>
         <w:rPr>
@@ -6238,14 +6245,7 @@
           <w:sz w:val="19"/>
           <w:szCs w:val="19"/>
         </w:rPr>
-        <w:t xml:space="preserve">. </w:t>
-      </w:r>
-      <w:r>
-        <w:rPr>
-          <w:sz w:val="19"/>
-          <w:szCs w:val="19"/>
-        </w:rPr>
-        <w:t xml:space="preserve">The information the expected value could not give is the spread: 539,260 to 1,503,517 covers nine trials in ten. </w:t>
+        <w:t xml:space="preserve"> the expected value could not give is the spread: 539,260 to 1,503,517 covers nine trials in ten. </w:t>
       </w:r>
       <w:r>
         <w:rPr>
@@ -6324,7 +6324,7 @@
                 <w:sz w:val="16"/>
                 <w:szCs w:val="16"/>
               </w:rPr>
-              <w:t xml:space="preserve">outcomes   ·   reassuring   ·   technique   ·   computes   ·   method   ·   records   ·   limitation   ·   decision   ·   assumption   ·   simulation   ·   surprising   ·   thousands   ·   repeatedly</w:t>
+              <w:t xml:space="preserve">reassuring   ·   surprising   ·   method   ·   records   ·   computes   ·   thousands   ·   sometimes   ·   decision   ·   limitation   ·   repeatedly   ·   information   ·   outcomes   ·   technique</w:t>
             </w:r>
           </w:p>
         </w:tc>
@@ -6371,7 +6371,7 @@
           <w:sz w:val="19"/>
           <w:szCs w:val="19"/>
         </w:rPr>
-        <w:t xml:space="preserve">It needs a </w:t>
+        <w:t xml:space="preserve">It needs a distribution for every assumption rather than a single figure, which is more work and more </w:t>
       </w:r>
       <w:r>
         <w:rPr>
@@ -6389,7 +6389,7 @@
           <w:sz w:val="19"/>
           <w:szCs w:val="19"/>
         </w:rPr>
-        <w:t xml:space="preserve">              </w:t>
+        <w:t xml:space="preserve">           </w:t>
       </w:r>
       <w:r>
         <w:rPr>
@@ -6403,7 +6403,14 @@
           <w:sz w:val="19"/>
           <w:szCs w:val="19"/>
         </w:rPr>
-        <w:t xml:space="preserve"> for every assumption rather than a single figure, which is more work and more </w:t>
+        <w:t xml:space="preserve">. </w:t>
+      </w:r>
+      <w:r>
+        <w:rPr>
+          <w:sz w:val="19"/>
+          <w:szCs w:val="19"/>
+        </w:rPr>
+        <w:t xml:space="preserve">It is harder to </w:t>
       </w:r>
       <w:r>
         <w:rPr>
@@ -6435,14 +6442,14 @@
           <w:sz w:val="19"/>
           <w:szCs w:val="19"/>
         </w:rPr>
-        <w:t xml:space="preserve">. </w:t>
-      </w:r>
-      <w:r>
-        <w:rPr>
-          <w:sz w:val="19"/>
-          <w:szCs w:val="19"/>
-        </w:rPr>
-        <w:t xml:space="preserve">It is harder to </w:t>
+        <w:t xml:space="preserve"> to a board than one number. </w:t>
+      </w:r>
+      <w:r>
+        <w:rPr>
+          <w:sz w:val="19"/>
+          <w:szCs w:val="19"/>
+        </w:rPr>
+        <w:t xml:space="preserve">And its apparent </w:t>
       </w:r>
       <w:r>
         <w:rPr>
@@ -6460,7 +6467,7 @@
           <w:sz w:val="19"/>
           <w:szCs w:val="19"/>
         </w:rPr>
-        <w:t xml:space="preserve">           </w:t>
+        <w:t xml:space="preserve">                </w:t>
       </w:r>
       <w:r>
         <w:rPr>
@@ -6474,14 +6481,7 @@
           <w:sz w:val="19"/>
           <w:szCs w:val="19"/>
         </w:rPr>
-        <w:t xml:space="preserve"> to a board than one number. </w:t>
-      </w:r>
-      <w:r>
-        <w:rPr>
-          <w:sz w:val="19"/>
-          <w:szCs w:val="19"/>
-        </w:rPr>
-        <w:t xml:space="preserve">And its apparent </w:t>
+        <w:t xml:space="preserve"> can lend unearned </w:t>
       </w:r>
       <w:r>
         <w:rPr>
@@ -6499,7 +6499,7 @@
           <w:sz w:val="19"/>
           <w:szCs w:val="19"/>
         </w:rPr>
-        <w:t xml:space="preserve">                </w:t>
+        <w:t xml:space="preserve">           </w:t>
       </w:r>
       <w:r>
         <w:rPr>
@@ -6513,7 +6513,7 @@
           <w:sz w:val="19"/>
           <w:szCs w:val="19"/>
         </w:rPr>
-        <w:t xml:space="preserve"> can lend unearned authority to inputs that were guessed. </w:t>
+        <w:t xml:space="preserve"> to inputs that were guessed. </w:t>
       </w:r>
     </w:p>
     <w:tbl>
@@ -6571,7 +6571,7 @@
                 <w:sz w:val="16"/>
                 <w:szCs w:val="16"/>
               </w:rPr>
-              <w:t xml:space="preserve">sophistication   ·   reassuring   ·   judgement   ·   distribution   ·   explain</w:t>
+              <w:t xml:space="preserve">authority   ·   outcomes   ·   explain   ·   judgement   ·   sophistication</w:t>
             </w:r>
           </w:p>
         </w:tc>
@@ -7078,7 +7078,7 @@
                 <w:sz w:val="16"/>
                 <w:szCs w:val="16"/>
               </w:rPr>
-              <w:t xml:space="preserve">assumption</w:t>
+              <w:t xml:space="preserve">limitation</w:t>
             </w:r>
           </w:p>
         </w:tc>
@@ -7111,7 +7111,7 @@
                 <w:sz w:val="16"/>
                 <w:szCs w:val="16"/>
               </w:rPr>
-              <w:t xml:space="preserve">outcomes</w:t>
+              <w:t xml:space="preserve">reassuring</w:t>
             </w:r>
           </w:p>
         </w:tc>
@@ -7146,7 +7146,7 @@
                 <w:sz w:val="16"/>
                 <w:szCs w:val="16"/>
               </w:rPr>
-              <w:t xml:space="preserve">limitation</w:t>
+              <w:t xml:space="preserve">sometimes</w:t>
             </w:r>
           </w:p>
         </w:tc>
@@ -7179,7 +7179,7 @@
                 <w:sz w:val="16"/>
                 <w:szCs w:val="16"/>
               </w:rPr>
-              <w:t xml:space="preserve">reassuring</w:t>
+              <w:t xml:space="preserve">surprising</w:t>
             </w:r>
           </w:p>
         </w:tc>
@@ -7214,7 +7214,7 @@
                 <w:sz w:val="16"/>
                 <w:szCs w:val="16"/>
               </w:rPr>
-              <w:t xml:space="preserve">simulation</w:t>
+              <w:t xml:space="preserve">repeatedly</w:t>
             </w:r>
           </w:p>
         </w:tc>
@@ -7247,7 +7247,7 @@
                 <w:sz w:val="16"/>
                 <w:szCs w:val="16"/>
               </w:rPr>
-              <w:t xml:space="preserve">surprising</w:t>
+              <w:t xml:space="preserve">information</w:t>
             </w:r>
           </w:p>
         </w:tc>
@@ -7282,7 +7282,7 @@
                 <w:sz w:val="16"/>
                 <w:szCs w:val="16"/>
               </w:rPr>
-              <w:t xml:space="preserve">repeatedly</w:t>
+              <w:t xml:space="preserve">technique</w:t>
             </w:r>
           </w:p>
         </w:tc>
@@ -7315,7 +7315,7 @@
                 <w:sz w:val="16"/>
                 <w:szCs w:val="16"/>
               </w:rPr>
-              <w:t xml:space="preserve">distribution</w:t>
+              <w:t xml:space="preserve">judgement</w:t>
             </w:r>
           </w:p>
         </w:tc>
@@ -7350,7 +7350,7 @@
                 <w:sz w:val="16"/>
                 <w:szCs w:val="16"/>
               </w:rPr>
-              <w:t xml:space="preserve">technique</w:t>
+              <w:t xml:space="preserve">method</w:t>
             </w:r>
           </w:p>
         </w:tc>
@@ -7383,7 +7383,7 @@
                 <w:sz w:val="16"/>
                 <w:szCs w:val="16"/>
               </w:rPr>
-              <w:t xml:space="preserve">judgement</w:t>
+              <w:t xml:space="preserve">explain</w:t>
             </w:r>
           </w:p>
         </w:tc>
@@ -7418,7 +7418,7 @@
                 <w:sz w:val="16"/>
                 <w:szCs w:val="16"/>
               </w:rPr>
-              <w:t xml:space="preserve">method</w:t>
+              <w:t xml:space="preserve">computes</w:t>
             </w:r>
           </w:p>
         </w:tc>
@@ -7451,7 +7451,7 @@
                 <w:sz w:val="16"/>
                 <w:szCs w:val="16"/>
               </w:rPr>
-              <w:t xml:space="preserve">explain</w:t>
+              <w:t xml:space="preserve">sophistication</w:t>
             </w:r>
           </w:p>
         </w:tc>
@@ -7486,7 +7486,7 @@
                 <w:sz w:val="16"/>
                 <w:szCs w:val="16"/>
               </w:rPr>
-              <w:t xml:space="preserve">computes</w:t>
+              <w:t xml:space="preserve">records</w:t>
             </w:r>
           </w:p>
         </w:tc>
@@ -7519,7 +7519,7 @@
                 <w:sz w:val="16"/>
                 <w:szCs w:val="16"/>
               </w:rPr>
-              <w:t xml:space="preserve">sophistication</w:t>
+              <w:t xml:space="preserve">authority</w:t>
             </w:r>
           </w:p>
         </w:tc>
@@ -7554,7 +7554,7 @@
                 <w:sz w:val="16"/>
                 <w:szCs w:val="16"/>
               </w:rPr>
-              <w:t xml:space="preserve">records</w:t>
+              <w:t xml:space="preserve">thousands</w:t>
             </w:r>
           </w:p>
         </w:tc>
@@ -7622,7 +7622,7 @@
                 <w:sz w:val="16"/>
                 <w:szCs w:val="16"/>
               </w:rPr>
-              <w:t xml:space="preserve">thousands</w:t>
+              <w:t xml:space="preserve">outcomes</w:t>
             </w:r>
           </w:p>
         </w:tc>
@@ -9053,558 +9053,6 @@
       </w:tr>
     </w:tbl>
     <w:p/>
-    <w:tbl>
-      <w:tblPr>
-        <w:tblW w:type="pct" w:w="100%"/>
-        <w:tblLayout w:type="fixed"/>
-        <w:tblBorders>
-          <w:top w:val="single" w:color="353A7C" w:sz="6"/>
-          <w:left w:val="single" w:color="353A7C" w:sz="6"/>
-          <w:bottom w:val="single" w:color="353A7C" w:sz="6"/>
-          <w:right w:val="single" w:color="353A7C" w:sz="6"/>
-          <w:insideH w:val="single" w:color="353A7C" w:sz="6"/>
-          <w:insideV w:val="single" w:color="353A7C" w:sz="6"/>
-        </w:tblBorders>
-      </w:tblPr>
-      <w:tblGrid>
-        <w:gridCol w:w="4608"/>
-        <w:gridCol w:w="4992"/>
-      </w:tblGrid>
-      <w:tr>
-        <w:tc>
-          <w:tcPr>
-            <w:tcW w:type="pct" w:w="5000"/>
-            <w:gridSpan w:val="2"/>
-            <w:shd w:fill="353A7C" w:val="clear"/>
-            <w:tcMar>
-              <w:top w:type="dxa" w:w="60"/>
-              <w:left w:type="dxa" w:w="120"/>
-              <w:bottom w:type="dxa" w:w="60"/>
-              <w:right w:type="dxa" w:w="120"/>
-            </w:tcMar>
-          </w:tcPr>
-          <w:p>
-            <w:pPr>
-              <w:spacing w:before="40" w:after="40"/>
-            </w:pPr>
-            <w:r>
-              <w:rPr>
-                <w:b/>
-                <w:bCs/>
-                <w:color w:val="FFFFFF"/>
-                <w:sz w:val="17"/>
-                <w:szCs w:val="17"/>
-              </w:rPr>
-              <w:t xml:space="preserve">The limitations of data analytics</w:t>
-            </w:r>
-          </w:p>
-        </w:tc>
-      </w:tr>
-      <w:tr>
-        <w:tc>
-          <w:tcPr>
-            <w:tcW w:type="pct" w:w="2400"/>
-            <w:shd w:fill="353A7C" w:val="clear"/>
-            <w:tcMar>
-              <w:top w:type="dxa" w:w="50"/>
-              <w:left w:type="dxa" w:w="110"/>
-              <w:bottom w:type="dxa" w:w="50"/>
-              <w:right w:type="dxa" w:w="110"/>
-            </w:tcMar>
-          </w:tcPr>
-          <w:p>
-            <w:pPr>
-              <w:spacing w:before="30" w:after="30"/>
-            </w:pPr>
-            <w:r>
-              <w:rPr>
-                <w:b/>
-                <w:bCs/>
-                <w:color w:val="FFFFFF"/>
-                <w:sz w:val="15"/>
-                <w:szCs w:val="15"/>
-              </w:rPr>
-              <w:t xml:space="preserve">Limitation of data analytics (F.4.aa)</w:t>
-            </w:r>
-          </w:p>
-        </w:tc>
-        <w:tc>
-          <w:tcPr>
-            <w:tcW w:type="pct" w:w="2600"/>
-            <w:shd w:fill="353A7C" w:val="clear"/>
-            <w:tcMar>
-              <w:top w:type="dxa" w:w="50"/>
-              <w:left w:type="dxa" w:w="110"/>
-              <w:bottom w:type="dxa" w:w="50"/>
-              <w:right w:type="dxa" w:w="110"/>
-            </w:tcMar>
-          </w:tcPr>
-          <w:p>
-            <w:pPr>
-              <w:spacing w:before="30" w:after="30"/>
-            </w:pPr>
-            <w:r>
-              <w:rPr>
-                <w:b/>
-                <w:bCs/>
-                <w:color w:val="FFFFFF"/>
-                <w:sz w:val="15"/>
-                <w:szCs w:val="15"/>
-              </w:rPr>
-              <w:t xml:space="preserve">What it means</w:t>
-            </w:r>
-          </w:p>
-        </w:tc>
-      </w:tr>
-      <w:tr>
-        <w:tc>
-          <w:tcPr>
-            <w:tcW w:type="pct" w:w="2400"/>
-            <w:tcMar>
-              <w:top w:type="dxa" w:w="50"/>
-              <w:left w:type="dxa" w:w="110"/>
-              <w:bottom w:type="dxa" w:w="50"/>
-              <w:right w:type="dxa" w:w="110"/>
-            </w:tcMar>
-          </w:tcPr>
-          <w:p>
-            <w:pPr>
-              <w:spacing w:before="28" w:after="28"/>
-            </w:pPr>
-            <w:r>
-              <w:rPr>
-                <w:sz w:val="15"/>
-                <w:szCs w:val="15"/>
-              </w:rPr>
-              <w:t xml:space="preserve">Data quality</w:t>
-            </w:r>
-          </w:p>
-        </w:tc>
-        <w:tc>
-          <w:tcPr>
-            <w:tcW w:type="pct" w:w="2600"/>
-            <w:shd w:fill="FFFFFF" w:val="clear"/>
-            <w:tcMar>
-              <w:top w:type="dxa" w:w="50"/>
-              <w:left w:type="dxa" w:w="110"/>
-              <w:bottom w:type="dxa" w:w="50"/>
-              <w:right w:type="dxa" w:w="110"/>
-            </w:tcMar>
-          </w:tcPr>
-          <w:p>
-            <w:pPr>
-              <w:spacing w:before="46" w:after="46"/>
-            </w:pPr>
-            <w:r>
-              <w:rPr>
-                <w:b/>
-                <w:bCs/>
-                <w:color w:val="8186EF"/>
-                <w:sz w:val="14"/>
-                <w:szCs w:val="14"/>
-              </w:rPr>
-              <w:t xml:space="preserve">(3)</w:t>
-            </w:r>
-          </w:p>
-        </w:tc>
-      </w:tr>
-      <w:tr>
-        <w:tc>
-          <w:tcPr>
-            <w:tcW w:type="pct" w:w="2400"/>
-            <w:shd w:fill="FBFAF6" w:val="clear"/>
-            <w:tcMar>
-              <w:top w:type="dxa" w:w="50"/>
-              <w:left w:type="dxa" w:w="110"/>
-              <w:bottom w:type="dxa" w:w="50"/>
-              <w:right w:type="dxa" w:w="110"/>
-            </w:tcMar>
-          </w:tcPr>
-          <w:p>
-            <w:pPr>
-              <w:spacing w:before="28" w:after="28"/>
-            </w:pPr>
-            <w:r>
-              <w:rPr>
-                <w:sz w:val="15"/>
-                <w:szCs w:val="15"/>
-              </w:rPr>
-              <w:t xml:space="preserve">Association, not cause</w:t>
-            </w:r>
-          </w:p>
-        </w:tc>
-        <w:tc>
-          <w:tcPr>
-            <w:tcW w:type="pct" w:w="2600"/>
-            <w:shd w:fill="FBFAF6" w:val="clear"/>
-            <w:tcMar>
-              <w:top w:type="dxa" w:w="50"/>
-              <w:left w:type="dxa" w:w="110"/>
-              <w:bottom w:type="dxa" w:w="50"/>
-              <w:right w:type="dxa" w:w="110"/>
-            </w:tcMar>
-          </w:tcPr>
-          <w:p>
-            <w:pPr>
-              <w:spacing w:before="28" w:after="28"/>
-            </w:pPr>
-            <w:r>
-              <w:rPr>
-                <w:sz w:val="15"/>
-                <w:szCs w:val="15"/>
-              </w:rPr>
-              <w:t xml:space="preserve">Correlation never establishes causation</w:t>
-            </w:r>
-          </w:p>
-        </w:tc>
-      </w:tr>
-      <w:tr>
-        <w:tc>
-          <w:tcPr>
-            <w:tcW w:type="pct" w:w="2400"/>
-            <w:tcMar>
-              <w:top w:type="dxa" w:w="50"/>
-              <w:left w:type="dxa" w:w="110"/>
-              <w:bottom w:type="dxa" w:w="50"/>
-              <w:right w:type="dxa" w:w="110"/>
-            </w:tcMar>
-          </w:tcPr>
-          <w:p>
-            <w:pPr>
-              <w:spacing w:before="28" w:after="28"/>
-            </w:pPr>
-            <w:r>
-              <w:rPr>
-                <w:sz w:val="15"/>
-                <w:szCs w:val="15"/>
-              </w:rPr>
-              <w:t xml:space="preserve">The past may not continue</w:t>
-            </w:r>
-          </w:p>
-        </w:tc>
-        <w:tc>
-          <w:tcPr>
-            <w:tcW w:type="pct" w:w="2600"/>
-            <w:tcMar>
-              <w:top w:type="dxa" w:w="50"/>
-              <w:left w:type="dxa" w:w="110"/>
-              <w:bottom w:type="dxa" w:w="50"/>
-              <w:right w:type="dxa" w:w="110"/>
-            </w:tcMar>
-          </w:tcPr>
-          <w:p>
-            <w:pPr>
-              <w:spacing w:before="28" w:after="28"/>
-            </w:pPr>
-            <w:r>
-              <w:rPr>
-                <w:sz w:val="15"/>
-                <w:szCs w:val="15"/>
-              </w:rPr>
-              <w:t xml:space="preserve">Every model assumes it does</w:t>
-            </w:r>
-          </w:p>
-        </w:tc>
-      </w:tr>
-      <w:tr>
-        <w:tc>
-          <w:tcPr>
-            <w:tcW w:type="pct" w:w="2400"/>
-            <w:shd w:fill="FBFAF6" w:val="clear"/>
-            <w:tcMar>
-              <w:top w:type="dxa" w:w="50"/>
-              <w:left w:type="dxa" w:w="110"/>
-              <w:bottom w:type="dxa" w:w="50"/>
-              <w:right w:type="dxa" w:w="110"/>
-            </w:tcMar>
-          </w:tcPr>
-          <w:p>
-            <w:pPr>
-              <w:spacing w:before="28" w:after="28"/>
-            </w:pPr>
-            <w:r>
-              <w:rPr>
-                <w:sz w:val="15"/>
-                <w:szCs w:val="15"/>
-              </w:rPr>
-              <w:t xml:space="preserve">What is not measured</w:t>
-            </w:r>
-          </w:p>
-        </w:tc>
-        <w:tc>
-          <w:tcPr>
-            <w:tcW w:type="pct" w:w="2600"/>
-            <w:shd w:fill="FBFAF6" w:val="clear"/>
-            <w:tcMar>
-              <w:top w:type="dxa" w:w="50"/>
-              <w:left w:type="dxa" w:w="110"/>
-              <w:bottom w:type="dxa" w:w="50"/>
-              <w:right w:type="dxa" w:w="110"/>
-            </w:tcMar>
-          </w:tcPr>
-          <w:p>
-            <w:pPr>
-              <w:spacing w:before="28" w:after="28"/>
-            </w:pPr>
-            <w:r>
-              <w:rPr>
-                <w:sz w:val="15"/>
-                <w:szCs w:val="15"/>
-              </w:rPr>
-              <w:t xml:space="preserve">Reputation, morale and </w:t>
-            </w:r>
-            <w:r>
-              <w:rPr>
-                <w:b/>
-                <w:bCs/>
-                <w:color w:val="8186EF"/>
-                <w:sz w:val="14"/>
-                <w:szCs w:val="14"/>
-              </w:rPr>
-              <w:t xml:space="preserve"> (4) </w:t>
-            </w:r>
-            <w:r>
-              <w:rPr>
-                <w:u w:val="single"/>
-                <w:sz w:val="15"/>
-                <w:szCs w:val="15"/>
-              </w:rPr>
-              <w:t xml:space="preserve">              </w:t>
-            </w:r>
-            <w:r>
-              <w:rPr>
-                <w:sz w:val="15"/>
-                <w:szCs w:val="15"/>
-              </w:rPr>
-              <w:t xml:space="preserve"> </w:t>
-            </w:r>
-            <w:r>
-              <w:rPr>
-                <w:sz w:val="15"/>
-                <w:szCs w:val="15"/>
-              </w:rPr>
-              <w:t xml:space="preserve"> rarely appear in the data</w:t>
-            </w:r>
-          </w:p>
-        </w:tc>
-      </w:tr>
-      <w:tr>
-        <w:tc>
-          <w:tcPr>
-            <w:tcW w:type="pct" w:w="2400"/>
-            <w:tcMar>
-              <w:top w:type="dxa" w:w="50"/>
-              <w:left w:type="dxa" w:w="110"/>
-              <w:bottom w:type="dxa" w:w="50"/>
-              <w:right w:type="dxa" w:w="110"/>
-            </w:tcMar>
-          </w:tcPr>
-          <w:p>
-            <w:pPr>
-              <w:spacing w:before="28" w:after="28"/>
-            </w:pPr>
-            <w:r>
-              <w:rPr>
-                <w:sz w:val="15"/>
-                <w:szCs w:val="15"/>
-              </w:rPr>
-              <w:t xml:space="preserve">Probabilities are estimates</w:t>
-            </w:r>
-          </w:p>
-        </w:tc>
-        <w:tc>
-          <w:tcPr>
-            <w:tcW w:type="pct" w:w="2600"/>
-            <w:shd w:fill="FFFFFF" w:val="clear"/>
-            <w:tcMar>
-              <w:top w:type="dxa" w:w="50"/>
-              <w:left w:type="dxa" w:w="110"/>
-              <w:bottom w:type="dxa" w:w="50"/>
-              <w:right w:type="dxa" w:w="110"/>
-            </w:tcMar>
-          </w:tcPr>
-          <w:p>
-            <w:pPr>
-              <w:spacing w:before="46" w:after="46"/>
-            </w:pPr>
-            <w:r>
-              <w:rPr>
-                <w:b/>
-                <w:bCs/>
-                <w:color w:val="8186EF"/>
-                <w:sz w:val="14"/>
-                <w:szCs w:val="14"/>
-              </w:rPr>
-              <w:t xml:space="preserve">(5)</w:t>
-            </w:r>
-          </w:p>
-        </w:tc>
-      </w:tr>
-      <w:tr>
-        <w:tc>
-          <w:tcPr>
-            <w:tcW w:type="pct" w:w="2400"/>
-            <w:shd w:fill="FBFAF6" w:val="clear"/>
-            <w:tcMar>
-              <w:top w:type="dxa" w:w="50"/>
-              <w:left w:type="dxa" w:w="110"/>
-              <w:bottom w:type="dxa" w:w="50"/>
-              <w:right w:type="dxa" w:w="110"/>
-            </w:tcMar>
-          </w:tcPr>
-          <w:p>
-            <w:pPr>
-              <w:spacing w:before="28" w:after="28"/>
-            </w:pPr>
-            <w:r>
-              <w:rPr>
-                <w:sz w:val="15"/>
-                <w:szCs w:val="15"/>
-              </w:rPr>
-              <w:t xml:space="preserve">Privacy and ethics</w:t>
-            </w:r>
-          </w:p>
-        </w:tc>
-        <w:tc>
-          <w:tcPr>
-            <w:tcW w:type="pct" w:w="2600"/>
-            <w:shd w:fill="FFFFFF" w:val="clear"/>
-            <w:tcMar>
-              <w:top w:type="dxa" w:w="50"/>
-              <w:left w:type="dxa" w:w="110"/>
-              <w:bottom w:type="dxa" w:w="50"/>
-              <w:right w:type="dxa" w:w="110"/>
-            </w:tcMar>
-          </w:tcPr>
-          <w:p>
-            <w:pPr>
-              <w:spacing w:before="46" w:after="46"/>
-            </w:pPr>
-            <w:r>
-              <w:rPr>
-                <w:b/>
-                <w:bCs/>
-                <w:color w:val="8186EF"/>
-                <w:sz w:val="14"/>
-                <w:szCs w:val="14"/>
-              </w:rPr>
-              <w:t xml:space="preserve">(6)</w:t>
-            </w:r>
-          </w:p>
-        </w:tc>
-      </w:tr>
-      <w:tr>
-        <w:tc>
-          <w:tcPr>
-            <w:tcW w:type="pct" w:w="2400"/>
-            <w:tcMar>
-              <w:top w:type="dxa" w:w="50"/>
-              <w:left w:type="dxa" w:w="110"/>
-              <w:bottom w:type="dxa" w:w="50"/>
-              <w:right w:type="dxa" w:w="110"/>
-            </w:tcMar>
-          </w:tcPr>
-          <w:p>
-            <w:pPr>
-              <w:spacing w:before="28" w:after="28"/>
-            </w:pPr>
-            <w:r>
-              <w:rPr>
-                <w:sz w:val="15"/>
-                <w:szCs w:val="15"/>
-              </w:rPr>
-              <w:t xml:space="preserve">It informs, it does not decide</w:t>
-            </w:r>
-          </w:p>
-        </w:tc>
-        <w:tc>
-          <w:tcPr>
-            <w:tcW w:type="pct" w:w="2600"/>
-            <w:tcMar>
-              <w:top w:type="dxa" w:w="50"/>
-              <w:left w:type="dxa" w:w="110"/>
-              <w:bottom w:type="dxa" w:w="50"/>
-              <w:right w:type="dxa" w:w="110"/>
-            </w:tcMar>
-          </w:tcPr>
-          <w:p>
-            <w:pPr>
-              <w:spacing w:before="28" w:after="28"/>
-            </w:pPr>
-            <w:r>
-              <w:rPr>
-                <w:sz w:val="15"/>
-                <w:szCs w:val="15"/>
-              </w:rPr>
-              <w:t xml:space="preserve">Management remains accountable for the choice</w:t>
-            </w:r>
-          </w:p>
-        </w:tc>
-      </w:tr>
-    </w:tbl>
-    <w:p/>
-    <w:tbl>
-      <w:tblPr>
-        <w:tblW w:type="pct" w:w="100%"/>
-        <w:tblLayout w:type="fixed"/>
-        <w:tblBorders>
-          <w:top w:val="single" w:color="FBFAF6" w:sz="4"/>
-          <w:left w:val="single" w:color="FBFAF6" w:sz="4"/>
-          <w:bottom w:val="single" w:color="FBFAF6" w:sz="4"/>
-          <w:right w:val="single" w:color="FBFAF6" w:sz="4"/>
-          <w:insideH w:val="single" w:color="FBFAF6" w:sz="4"/>
-          <w:insideV w:val="single" w:color="FBFAF6" w:sz="4"/>
-        </w:tblBorders>
-      </w:tblPr>
-      <w:tblGrid>
-        <w:gridCol w:w="9600"/>
-      </w:tblGrid>
-      <w:tr>
-        <w:tc>
-          <w:tcPr>
-            <w:tcW w:type="pct" w:w="5000"/>
-            <w:shd w:fill="FBFAF6" w:val="clear"/>
-            <w:tcMar>
-              <w:top w:type="dxa" w:w="40"/>
-              <w:left w:type="dxa" w:w="100"/>
-              <w:bottom w:type="dxa" w:w="40"/>
-              <w:right w:type="dxa" w:w="100"/>
-            </w:tcMar>
-          </w:tcPr>
-          <w:p>
-            <w:pPr>
-              <w:spacing w:before="18" w:after="6"/>
-            </w:pPr>
-            <w:r>
-              <w:rPr>
-                <w:b/>
-                <w:bCs/>
-                <w:color w:val="6B7280"/>
-                <w:sz w:val="14"/>
-                <w:szCs w:val="14"/>
-              </w:rPr>
-              <w:t xml:space="preserve">word list</w:t>
-            </w:r>
-          </w:p>
-          <w:p>
-            <w:pPr>
-              <w:spacing w:before="0" w:after="18"/>
-            </w:pPr>
-            <w:r>
-              <w:rPr>
-                <w:b/>
-                <w:bCs/>
-                <w:color w:val="353A7C"/>
-                <w:sz w:val="16"/>
-                <w:szCs w:val="16"/>
-              </w:rPr>
-              <w:t xml:space="preserve">A model built on guesses inherits them   ·   An answer is only as good as what went in   ·   relationships   ·   What can be analysed is not always what should be   ·   Management remains accountable for the choice</w:t>
-            </w:r>
-          </w:p>
-        </w:tc>
-      </w:tr>
-    </w:tbl>
-    <w:p/>
     <w:p>
       <w:pPr>
         <w:spacing w:before="44" w:after="14"/>
@@ -9625,7 +9073,7 @@
           <w:sz w:val="16"/>
           <w:szCs w:val="16"/>
         </w:rPr>
-        <w:t xml:space="preserve">      gaps 7–8</w:t>
+        <w:t xml:space="preserve">      gaps 3–4</w:t>
       </w:r>
     </w:p>
     <w:p>
@@ -9648,7 +9096,7 @@
           <w:sz w:val="15"/>
           <w:szCs w:val="15"/>
         </w:rPr>
-        <w:t xml:space="preserve"> (7) </w:t>
+        <w:t xml:space="preserve"> (3) </w:t>
       </w:r>
       <w:r>
         <w:rPr>
@@ -9677,7 +9125,7 @@
           <w:sz w:val="19"/>
           <w:szCs w:val="19"/>
         </w:rPr>
-        <w:t xml:space="preserve">Every figure computed from them inherits that judgement, however many decimal places the </w:t>
+        <w:t xml:space="preserve">Every figure computed from them inherits that </w:t>
       </w:r>
       <w:r>
         <w:rPr>
@@ -9687,7 +9135,7 @@
           <w:sz w:val="15"/>
           <w:szCs w:val="15"/>
         </w:rPr>
-        <w:t xml:space="preserve"> (8) </w:t>
+        <w:t xml:space="preserve"> (4) </w:t>
       </w:r>
       <w:r>
         <w:rPr>
@@ -9695,7 +9143,7 @@
           <w:sz w:val="19"/>
           <w:szCs w:val="19"/>
         </w:rPr>
-        <w:t xml:space="preserve">            </w:t>
+        <w:t xml:space="preserve">           </w:t>
       </w:r>
       <w:r>
         <w:rPr>
@@ -9709,7 +9157,7 @@
           <w:sz w:val="19"/>
           <w:szCs w:val="19"/>
         </w:rPr>
-        <w:t xml:space="preserve"> reports. </w:t>
+        <w:t xml:space="preserve">, however many decimal places the simulation reports. </w:t>
       </w:r>
     </w:p>
     <w:tbl>
@@ -9767,7 +9215,7 @@
                 <w:sz w:val="16"/>
                 <w:szCs w:val="16"/>
               </w:rPr>
-              <w:t xml:space="preserve">accurate   ·   probabilities   ·   simulation</w:t>
+              <w:t xml:space="preserve">judgement   ·   simulation   ·   probabilities</w:t>
             </w:r>
           </w:p>
         </w:tc>
@@ -9841,7 +9289,7 @@
           <w:sz w:val="16"/>
           <w:szCs w:val="16"/>
         </w:rPr>
-        <w:t xml:space="preserve">      gaps 9–15</w:t>
+        <w:t xml:space="preserve">      gaps 5–11</w:t>
       </w:r>
     </w:p>
     <w:p>
@@ -9854,7 +9302,7 @@
           <w:sz w:val="19"/>
           <w:szCs w:val="19"/>
         </w:rPr>
-        <w:t xml:space="preserve">A </w:t>
+        <w:t xml:space="preserve">A simulation reporting a fifth </w:t>
       </w:r>
       <w:r>
         <w:rPr>
@@ -9864,7 +9312,7 @@
           <w:sz w:val="15"/>
           <w:szCs w:val="15"/>
         </w:rPr>
-        <w:t xml:space="preserve"> (9) </w:t>
+        <w:t xml:space="preserve"> (5) </w:t>
       </w:r>
       <w:r>
         <w:rPr>
@@ -9886,7 +9334,7 @@
           <w:sz w:val="19"/>
           <w:szCs w:val="19"/>
         </w:rPr>
-        <w:t xml:space="preserve"> reporting a fifth </w:t>
+        <w:t xml:space="preserve"> to the nearest pound looks precise, and is only as </w:t>
       </w:r>
       <w:r>
         <w:rPr>
@@ -9896,7 +9344,7 @@
           <w:sz w:val="15"/>
           <w:szCs w:val="15"/>
         </w:rPr>
-        <w:t xml:space="preserve"> (10) </w:t>
+        <w:t xml:space="preserve"> (6) </w:t>
       </w:r>
       <w:r>
         <w:rPr>
@@ -9904,7 +9352,7 @@
           <w:sz w:val="19"/>
           <w:szCs w:val="19"/>
         </w:rPr>
-        <w:t xml:space="preserve">            </w:t>
+        <w:t xml:space="preserve">           </w:t>
       </w:r>
       <w:r>
         <w:rPr>
@@ -9918,7 +9366,7 @@
           <w:sz w:val="19"/>
           <w:szCs w:val="19"/>
         </w:rPr>
-        <w:t xml:space="preserve"> to the nearest pound looks precise, and is only as accurate as the ranges it was given. </w:t>
+        <w:t xml:space="preserve"> as the ranges it was given. </w:t>
       </w:r>
       <w:r>
         <w:rPr>
@@ -9935,7 +9383,7 @@
           <w:sz w:val="15"/>
           <w:szCs w:val="15"/>
         </w:rPr>
-        <w:t xml:space="preserve"> (11) </w:t>
+        <w:t xml:space="preserve"> (7) </w:t>
       </w:r>
       <w:r>
         <w:rPr>
@@ -9967,7 +9415,7 @@
           <w:sz w:val="15"/>
           <w:szCs w:val="15"/>
         </w:rPr>
-        <w:t xml:space="preserve"> (12) </w:t>
+        <w:t xml:space="preserve"> (8) </w:t>
       </w:r>
       <w:r>
         <w:rPr>
@@ -10013,7 +9461,7 @@
           <w:sz w:val="15"/>
           <w:szCs w:val="15"/>
         </w:rPr>
-        <w:t xml:space="preserve"> (13) </w:t>
+        <w:t xml:space="preserve"> (9) </w:t>
       </w:r>
       <w:r>
         <w:rPr>
@@ -10052,7 +9500,7 @@
           <w:sz w:val="15"/>
           <w:szCs w:val="15"/>
         </w:rPr>
-        <w:t xml:space="preserve"> (14) </w:t>
+        <w:t xml:space="preserve"> (10) </w:t>
       </w:r>
       <w:r>
         <w:rPr>
@@ -10084,7 +9532,7 @@
           <w:sz w:val="15"/>
           <w:szCs w:val="15"/>
         </w:rPr>
-        <w:t xml:space="preserve"> (15) </w:t>
+        <w:t xml:space="preserve"> (11) </w:t>
       </w:r>
       <w:r>
         <w:rPr>
@@ -10164,7 +9612,7 @@
                 <w:sz w:val="16"/>
                 <w:szCs w:val="16"/>
               </w:rPr>
-              <w:t xml:space="preserve">simulation   ·   expansion   ·   accountable   ·   Analytics   ·   judgement   ·   assumptions   ·   percentile   ·   candidate</w:t>
+              <w:t xml:space="preserve">candidate   ·   accurate   ·   accountable   ·   assumptions   ·   percentile   ·   expansion   ·   offering   ·   Analytics</w:t>
             </w:r>
           </w:p>
         </w:tc>
@@ -10442,14 +9890,14 @@
                 <w:sz w:val="16"/>
                 <w:szCs w:val="16"/>
               </w:rPr>
-              <w:t xml:space="preserve">10  </w:t>
-            </w:r>
-            <w:r>
-              <w:rPr>
-                <w:sz w:val="16"/>
-                <w:szCs w:val="16"/>
-              </w:rPr>
-              <w:t xml:space="preserve">percentile</w:t>
+              <w:t xml:space="preserve">8  </w:t>
+            </w:r>
+            <w:r>
+              <w:rPr>
+                <w:sz w:val="16"/>
+                <w:szCs w:val="16"/>
+              </w:rPr>
+              <w:t xml:space="preserve">candidate</w:t>
             </w:r>
           </w:p>
         </w:tc>
@@ -10510,14 +9958,14 @@
                 <w:sz w:val="16"/>
                 <w:szCs w:val="16"/>
               </w:rPr>
-              <w:t xml:space="preserve">11  </w:t>
-            </w:r>
-            <w:r>
-              <w:rPr>
-                <w:sz w:val="16"/>
-                <w:szCs w:val="16"/>
-              </w:rPr>
-              <w:t xml:space="preserve">assumptions</w:t>
+              <w:t xml:space="preserve">9  </w:t>
+            </w:r>
+            <w:r>
+              <w:rPr>
+                <w:sz w:val="16"/>
+                <w:szCs w:val="16"/>
+              </w:rPr>
+              <w:t xml:space="preserve">Analytics</w:t>
             </w:r>
           </w:p>
         </w:tc>
@@ -10552,7 +10000,7 @@
                 <w:sz w:val="16"/>
                 <w:szCs w:val="16"/>
               </w:rPr>
-              <w:t xml:space="preserve">An answer is only as good as what went in</w:t>
+              <w:t xml:space="preserve">probabilities</w:t>
             </w:r>
           </w:p>
         </w:tc>
@@ -10578,14 +10026,14 @@
                 <w:sz w:val="16"/>
                 <w:szCs w:val="16"/>
               </w:rPr>
-              <w:t xml:space="preserve">12  </w:t>
-            </w:r>
-            <w:r>
-              <w:rPr>
-                <w:sz w:val="16"/>
-                <w:szCs w:val="16"/>
-              </w:rPr>
-              <w:t xml:space="preserve">candidate</w:t>
+              <w:t xml:space="preserve">10  </w:t>
+            </w:r>
+            <w:r>
+              <w:rPr>
+                <w:sz w:val="16"/>
+                <w:szCs w:val="16"/>
+              </w:rPr>
+              <w:t xml:space="preserve">expansion</w:t>
             </w:r>
           </w:p>
         </w:tc>
@@ -10620,7 +10068,7 @@
                 <w:sz w:val="16"/>
                 <w:szCs w:val="16"/>
               </w:rPr>
-              <w:t xml:space="preserve">relationships</w:t>
+              <w:t xml:space="preserve">judgement</w:t>
             </w:r>
           </w:p>
         </w:tc>
@@ -10646,14 +10094,14 @@
                 <w:sz w:val="16"/>
                 <w:szCs w:val="16"/>
               </w:rPr>
-              <w:t xml:space="preserve">13  </w:t>
-            </w:r>
-            <w:r>
-              <w:rPr>
-                <w:sz w:val="16"/>
-                <w:szCs w:val="16"/>
-              </w:rPr>
-              <w:t xml:space="preserve">Analytics</w:t>
+              <w:t xml:space="preserve">11  </w:t>
+            </w:r>
+            <w:r>
+              <w:rPr>
+                <w:sz w:val="16"/>
+                <w:szCs w:val="16"/>
+              </w:rPr>
+              <w:t xml:space="preserve">accountable</w:t>
             </w:r>
           </w:p>
         </w:tc>
@@ -10688,7 +10136,7 @@
                 <w:sz w:val="16"/>
                 <w:szCs w:val="16"/>
               </w:rPr>
-              <w:t xml:space="preserve">A model built on guesses inherits them</w:t>
+              <w:t xml:space="preserve">percentile</w:t>
             </w:r>
           </w:p>
         </w:tc>
@@ -10714,14 +10162,14 @@
                 <w:sz w:val="16"/>
                 <w:szCs w:val="16"/>
               </w:rPr>
-              <w:t xml:space="preserve">14  </w:t>
-            </w:r>
-            <w:r>
-              <w:rPr>
-                <w:sz w:val="16"/>
-                <w:szCs w:val="16"/>
-              </w:rPr>
-              <w:t xml:space="preserve">expansion</w:t>
+              <w:t xml:space="preserve">12  </w:t>
+            </w:r>
+            <w:r>
+              <w:rPr>
+                <w:sz w:val="16"/>
+                <w:szCs w:val="16"/>
+              </w:rPr>
+              <w:t xml:space="preserve">Data quality</w:t>
             </w:r>
           </w:p>
         </w:tc>
@@ -10756,7 +10204,7 @@
                 <w:sz w:val="16"/>
                 <w:szCs w:val="16"/>
               </w:rPr>
-              <w:t xml:space="preserve">What can be analysed is not always what should be</w:t>
+              <w:t xml:space="preserve">accurate</w:t>
             </w:r>
           </w:p>
         </w:tc>
@@ -10782,14 +10230,14 @@
                 <w:sz w:val="16"/>
                 <w:szCs w:val="16"/>
               </w:rPr>
-              <w:t xml:space="preserve">15  </w:t>
-            </w:r>
-            <w:r>
-              <w:rPr>
-                <w:sz w:val="16"/>
-                <w:szCs w:val="16"/>
-              </w:rPr>
-              <w:t xml:space="preserve">accountable</w:t>
+              <w:t xml:space="preserve">13  </w:t>
+            </w:r>
+            <w:r>
+              <w:rPr>
+                <w:sz w:val="16"/>
+                <w:szCs w:val="16"/>
+              </w:rPr>
+              <w:t xml:space="preserve">What is not measured</w:t>
             </w:r>
           </w:p>
         </w:tc>
@@ -10824,7 +10272,7 @@
                 <w:sz w:val="16"/>
                 <w:szCs w:val="16"/>
               </w:rPr>
-              <w:t xml:space="preserve">probabilities</w:t>
+              <w:t xml:space="preserve">assumptions</w:t>
             </w:r>
           </w:p>
         </w:tc>
@@ -10850,143 +10298,7 @@
                 <w:sz w:val="16"/>
                 <w:szCs w:val="16"/>
               </w:rPr>
-              <w:t xml:space="preserve">16  </w:t>
-            </w:r>
-            <w:r>
-              <w:rPr>
-                <w:sz w:val="16"/>
-                <w:szCs w:val="16"/>
-              </w:rPr>
-              <w:t xml:space="preserve">Data quality</w:t>
-            </w:r>
-          </w:p>
-        </w:tc>
-      </w:tr>
-      <w:tr>
-        <w:tc>
-          <w:tcPr>
-            <w:tcW w:type="pct" w:w="2500"/>
-            <w:tcMar>
-              <w:top w:type="dxa" w:w="20"/>
-              <w:left w:type="dxa" w:w="80"/>
-              <w:bottom w:type="dxa" w:w="20"/>
-              <w:right w:type="dxa" w:w="80"/>
-            </w:tcMar>
-          </w:tcPr>
-          <w:p>
-            <w:pPr>
-              <w:spacing w:before="12" w:after="12"/>
-            </w:pPr>
-            <w:r>
-              <w:rPr>
-                <w:b/>
-                <w:bCs/>
-                <w:color w:val="8186EF"/>
-                <w:sz w:val="16"/>
-                <w:szCs w:val="16"/>
-              </w:rPr>
-              <w:t xml:space="preserve">8  </w:t>
-            </w:r>
-            <w:r>
-              <w:rPr>
-                <w:sz w:val="16"/>
-                <w:szCs w:val="16"/>
-              </w:rPr>
-              <w:t xml:space="preserve">simulation</w:t>
-            </w:r>
-          </w:p>
-        </w:tc>
-        <w:tc>
-          <w:tcPr>
-            <w:tcW w:type="pct" w:w="2500"/>
-            <w:tcMar>
-              <w:top w:type="dxa" w:w="20"/>
-              <w:left w:type="dxa" w:w="80"/>
-              <w:bottom w:type="dxa" w:w="20"/>
-              <w:right w:type="dxa" w:w="80"/>
-            </w:tcMar>
-          </w:tcPr>
-          <w:p>
-            <w:pPr>
-              <w:spacing w:before="12" w:after="12"/>
-            </w:pPr>
-            <w:r>
-              <w:rPr>
-                <w:b/>
-                <w:bCs/>
-                <w:color w:val="8186EF"/>
-                <w:sz w:val="16"/>
-                <w:szCs w:val="16"/>
-              </w:rPr>
-              <w:t xml:space="preserve">17  </w:t>
-            </w:r>
-            <w:r>
-              <w:rPr>
-                <w:sz w:val="16"/>
-                <w:szCs w:val="16"/>
-              </w:rPr>
-              <w:t xml:space="preserve">What is not measured</w:t>
-            </w:r>
-          </w:p>
-        </w:tc>
-      </w:tr>
-      <w:tr>
-        <w:tc>
-          <w:tcPr>
-            <w:tcW w:type="pct" w:w="2500"/>
-            <w:tcMar>
-              <w:top w:type="dxa" w:w="20"/>
-              <w:left w:type="dxa" w:w="80"/>
-              <w:bottom w:type="dxa" w:w="20"/>
-              <w:right w:type="dxa" w:w="80"/>
-            </w:tcMar>
-          </w:tcPr>
-          <w:p>
-            <w:pPr>
-              <w:spacing w:before="12" w:after="12"/>
-            </w:pPr>
-            <w:r>
-              <w:rPr>
-                <w:b/>
-                <w:bCs/>
-                <w:color w:val="8186EF"/>
-                <w:sz w:val="16"/>
-                <w:szCs w:val="16"/>
-              </w:rPr>
-              <w:t xml:space="preserve">9  </w:t>
-            </w:r>
-            <w:r>
-              <w:rPr>
-                <w:sz w:val="16"/>
-                <w:szCs w:val="16"/>
-              </w:rPr>
-              <w:t xml:space="preserve">simulation</w:t>
-            </w:r>
-          </w:p>
-        </w:tc>
-        <w:tc>
-          <w:tcPr>
-            <w:tcW w:type="pct" w:w="2500"/>
-            <w:tcMar>
-              <w:top w:type="dxa" w:w="20"/>
-              <w:left w:type="dxa" w:w="80"/>
-              <w:bottom w:type="dxa" w:w="20"/>
-              <w:right w:type="dxa" w:w="80"/>
-            </w:tcMar>
-          </w:tcPr>
-          <w:p>
-            <w:pPr>
-              <w:spacing w:before="12" w:after="12"/>
-            </w:pPr>
-            <w:r>
-              <w:rPr>
-                <w:b/>
-                <w:bCs/>
-                <w:color w:val="8186EF"/>
-                <w:sz w:val="16"/>
-                <w:szCs w:val="16"/>
-              </w:rPr>
-              <w:t xml:space="preserve">18  </w:t>
+              <w:t xml:space="preserve">14  </w:t>
             </w:r>
             <w:r>
               <w:rPr>
@@ -11413,7 +10725,7 @@
           <w:sz w:val="19"/>
           <w:szCs w:val="19"/>
         </w:rPr>
-        <w:t xml:space="preserve">At 8.20 a case the expected </w:t>
+        <w:t xml:space="preserve">At 8.20 a case the expected contribution </w:t>
       </w:r>
       <w:r>
         <w:rPr>
@@ -11431,7 +10743,7 @@
           <w:sz w:val="19"/>
           <w:szCs w:val="19"/>
         </w:rPr>
-        <w:t xml:space="preserve">              </w:t>
+        <w:t xml:space="preserve">           </w:t>
       </w:r>
       <w:r>
         <w:rPr>
@@ -11445,7 +10757,7 @@
           <w:sz w:val="19"/>
           <w:szCs w:val="19"/>
         </w:rPr>
-        <w:t xml:space="preserve"> before fixed cost is 1,947,500. </w:t>
+        <w:t xml:space="preserve"> fixed cost is 1,947,500. </w:t>
       </w:r>
       <w:r>
         <w:rPr>
@@ -11665,7 +10977,7 @@
           <w:sz w:val="19"/>
           <w:szCs w:val="19"/>
         </w:rPr>
-        <w:t xml:space="preserve"/>
+        <w:t xml:space="preserve">Sensitivity analysis says margin and volume </w:t>
       </w:r>
       <w:r>
         <w:rPr>
@@ -11683,7 +10995,7 @@
           <w:sz w:val="19"/>
           <w:szCs w:val="19"/>
         </w:rPr>
-        <w:t xml:space="preserve">             </w:t>
+        <w:t xml:space="preserve">           </w:t>
       </w:r>
       <w:r>
         <w:rPr>
@@ -11697,7 +11009,14 @@
           <w:sz w:val="19"/>
           <w:szCs w:val="19"/>
         </w:rPr>
-        <w:t xml:space="preserve"> analysis says margin and volume </w:t>
+        <w:t xml:space="preserve">, at +18.6% for a ten per cent change, and fixed cost half as much at +8.6%. </w:t>
+      </w:r>
+      <w:r>
+        <w:rPr>
+          <w:sz w:val="19"/>
+          <w:szCs w:val="19"/>
+        </w:rPr>
+        <w:t xml:space="preserve"/>
       </w:r>
       <w:r>
         <w:rPr>
@@ -11715,7 +11034,7 @@
           <w:sz w:val="19"/>
           <w:szCs w:val="19"/>
         </w:rPr>
-        <w:t xml:space="preserve">           </w:t>
+        <w:t xml:space="preserve">            </w:t>
       </w:r>
       <w:r>
         <w:rPr>
@@ -11729,14 +11048,7 @@
           <w:sz w:val="19"/>
           <w:szCs w:val="19"/>
         </w:rPr>
-        <w:t xml:space="preserve">, at +18.6% for a ten per cent change, and fixed cost half as much at +8.6%. </w:t>
-      </w:r>
-      <w:r>
-        <w:rPr>
-          <w:sz w:val="19"/>
-          <w:szCs w:val="19"/>
-        </w:rPr>
-        <w:t xml:space="preserve"/>
+        <w:t xml:space="preserve"> effort should follow that </w:t>
       </w:r>
       <w:r>
         <w:rPr>
@@ -11754,7 +11066,7 @@
           <w:sz w:val="19"/>
           <w:szCs w:val="19"/>
         </w:rPr>
-        <w:t xml:space="preserve">            </w:t>
+        <w:t xml:space="preserve">           </w:t>
       </w:r>
       <w:r>
         <w:rPr>
@@ -11768,7 +11080,14 @@
           <w:sz w:val="19"/>
           <w:szCs w:val="19"/>
         </w:rPr>
-        <w:t xml:space="preserve"> effort should follow that </w:t>
+        <w:t xml:space="preserve">. </w:t>
+      </w:r>
+      <w:r>
+        <w:rPr>
+          <w:sz w:val="19"/>
+          <w:szCs w:val="19"/>
+        </w:rPr>
+        <w:t xml:space="preserve">No trial in this run </w:t>
       </w:r>
       <w:r>
         <w:rPr>
@@ -11800,14 +11119,7 @@
           <w:sz w:val="19"/>
           <w:szCs w:val="19"/>
         </w:rPr>
-        <w:t xml:space="preserve">. </w:t>
-      </w:r>
-      <w:r>
-        <w:rPr>
-          <w:sz w:val="19"/>
-          <w:szCs w:val="19"/>
-        </w:rPr>
-        <w:t xml:space="preserve">No trial in this run produced a loss, which is itself worth </w:t>
+        <w:t xml:space="preserve"> a loss, which is itself worth </w:t>
       </w:r>
       <w:r>
         <w:rPr>
@@ -11911,7 +11223,7 @@
                 <w:sz w:val="16"/>
                 <w:szCs w:val="16"/>
               </w:rPr>
-              <w:t xml:space="preserve">investment   ·   contribution   ·   Deducting   ·   materially   ·   ranking   ·   Averaging   ·   symmetrical   ·   equally   ·   difference   ·   reporting   ·   without   ·   Estimating   ·   Sensitivity</w:t>
+              <w:t xml:space="preserve">investment   ·   before   ·   Deducting   ·   Sensitivity   ·   produced   ·   Averaging   ·   symmetrical   ·   Estimating   ·   difference   ·   reporting   ·   without   ·   ranking   ·   equally</w:t>
             </w:r>
           </w:p>
         </w:tc>
@@ -11978,80 +11290,465 @@
         <w:t xml:space="preserve">Complete the blank cells.</w:t>
       </w:r>
     </w:p>
-    <w:p>
-      <w:pPr>
-        <w:spacing w:before="44" w:after="10"/>
-      </w:pPr>
-      <w:r>
-        <w:rPr>
-          <w:b/>
-          <w:bCs/>
-          <w:color w:val="353A7C"/>
-          <w:sz w:val="18"/>
-          <w:szCs w:val="18"/>
-        </w:rPr>
-        <w:t xml:space="preserve">Your turn: name four techniques (complete the blanks)</w:t>
-      </w:r>
-    </w:p>
-    <w:p>
-      <w:pPr>
-        <w:spacing w:before="0" w:after="12"/>
-      </w:pPr>
-      <w:r>
-        <w:rPr>
-          <w:color w:val="6B7280"/>
-          <w:sz w:val="15"/>
-          <w:szCs w:val="15"/>
-        </w:rPr>
-        <w:t xml:space="preserve">Every item belongs to exactly one group.</w:t>
-      </w:r>
-    </w:p>
-    <w:p>
-      <w:pPr>
-        <w:spacing w:after="40" w:before="90"/>
-        <w:jc w:val="center"/>
-      </w:pPr>
-      <w:r>
-        <w:drawing>
-          <wp:inline distT="0" distB="0" distL="0" distR="0">
-            <wp:extent cx="5734050" cy="1871100"/>
-            <wp:effectExtent t="0" r="0" b="0" l="0"/>
-            <wp:docPr id="1" name="" descr="" title=""/>
-            <wp:cNvGraphicFramePr>
-              <a:graphicFrameLocks xmlns:a="http://schemas.openxmlformats.org/drawingml/2006/main" noChangeAspect="1"/>
-            </wp:cNvGraphicFramePr>
-            <a:graphic xmlns:a="http://schemas.openxmlformats.org/drawingml/2006/main">
-              <a:graphicData uri="http://schemas.openxmlformats.org/drawingml/2006/picture">
-                <pic:pic xmlns:pic="http://schemas.openxmlformats.org/drawingml/2006/picture">
-                  <pic:nvPicPr>
-                    <pic:cNvPr id="0" name="" descr=""/>
-                    <pic:cNvPicPr>
-                      <a:picLocks noChangeAspect="1" noChangeArrowheads="1"/>
-                    </pic:cNvPicPr>
-                  </pic:nvPicPr>
-                  <pic:blipFill>
-                    <a:blip r:embed="rId106" cstate="none"/>
-                    <a:srcRect/>
-                    <a:stretch>
-                      <a:fillRect/>
-                    </a:stretch>
-                  </pic:blipFill>
-                  <pic:spPr bwMode="auto">
-                    <a:xfrm>
-                      <a:off x="0" y="0"/>
-                      <a:ext cx="5734050" cy="1871100"/>
-                    </a:xfrm>
-                    <a:prstGeom prst="rect">
-                      <a:avLst/>
-                    </a:prstGeom>
-                  </pic:spPr>
-                </pic:pic>
-              </a:graphicData>
-            </a:graphic>
-          </wp:inline>
-        </w:drawing>
-      </w:r>
-    </w:p>
+    <w:tbl>
+      <w:tblPr>
+        <w:tblW w:type="pct" w:w="100%"/>
+        <w:tblLayout w:type="fixed"/>
+        <w:tblBorders>
+          <w:top w:val="single" w:color="353A7C" w:sz="6"/>
+          <w:left w:val="single" w:color="353A7C" w:sz="6"/>
+          <w:bottom w:val="single" w:color="353A7C" w:sz="6"/>
+          <w:right w:val="single" w:color="353A7C" w:sz="6"/>
+          <w:insideH w:val="single" w:color="353A7C" w:sz="6"/>
+          <w:insideV w:val="single" w:color="353A7C" w:sz="6"/>
+        </w:tblBorders>
+      </w:tblPr>
+      <w:tblGrid>
+        <w:gridCol w:w="2765"/>
+        <w:gridCol w:w="2611"/>
+        <w:gridCol w:w="4224"/>
+      </w:tblGrid>
+      <w:tr>
+        <w:tc>
+          <w:tcPr>
+            <w:tcW w:type="pct" w:w="5000"/>
+            <w:gridSpan w:val="3"/>
+            <w:shd w:fill="353A7C" w:val="clear"/>
+            <w:tcMar>
+              <w:top w:type="dxa" w:w="60"/>
+              <w:left w:type="dxa" w:w="120"/>
+              <w:bottom w:type="dxa" w:w="60"/>
+              <w:right w:type="dxa" w:w="120"/>
+            </w:tcMar>
+          </w:tcPr>
+          <w:p>
+            <w:pPr>
+              <w:spacing w:before="40" w:after="40"/>
+            </w:pPr>
+            <w:r>
+              <w:rPr>
+                <w:b/>
+                <w:bCs/>
+                <w:color w:val="FFFFFF"/>
+                <w:sz w:val="17"/>
+                <w:szCs w:val="17"/>
+              </w:rPr>
+              <w:t xml:space="preserve">Your turn: name four techniques (complete the blanks)</w:t>
+            </w:r>
+          </w:p>
+        </w:tc>
+      </w:tr>
+      <w:tr>
+        <w:tc>
+          <w:tcPr>
+            <w:tcW w:type="pct" w:w="1440"/>
+            <w:shd w:fill="353A7C" w:val="clear"/>
+            <w:tcMar>
+              <w:top w:type="dxa" w:w="50"/>
+              <w:left w:type="dxa" w:w="110"/>
+              <w:bottom w:type="dxa" w:w="50"/>
+              <w:right w:type="dxa" w:w="110"/>
+            </w:tcMar>
+          </w:tcPr>
+          <w:p>
+            <w:pPr>
+              <w:spacing w:before="30" w:after="30"/>
+            </w:pPr>
+            <w:r>
+              <w:rPr>
+                <w:b/>
+                <w:bCs/>
+                <w:color w:val="FFFFFF"/>
+                <w:sz w:val="15"/>
+                <w:szCs w:val="15"/>
+              </w:rPr>
+              <w:t xml:space="preserve">What is done</w:t>
+            </w:r>
+          </w:p>
+        </w:tc>
+        <w:tc>
+          <w:tcPr>
+            <w:tcW w:type="pct" w:w="1360"/>
+            <w:shd w:fill="353A7C" w:val="clear"/>
+            <w:tcMar>
+              <w:top w:type="dxa" w:w="50"/>
+              <w:left w:type="dxa" w:w="110"/>
+              <w:bottom w:type="dxa" w:w="50"/>
+              <w:right w:type="dxa" w:w="110"/>
+            </w:tcMar>
+          </w:tcPr>
+          <w:p>
+            <w:pPr>
+              <w:spacing w:before="30" w:after="30"/>
+            </w:pPr>
+            <w:r>
+              <w:rPr>
+                <w:b/>
+                <w:bCs/>
+                <w:color w:val="FFFFFF"/>
+                <w:sz w:val="15"/>
+                <w:szCs w:val="15"/>
+              </w:rPr>
+              <w:t xml:space="preserve">Which technique?</w:t>
+            </w:r>
+          </w:p>
+        </w:tc>
+        <w:tc>
+          <w:tcPr>
+            <w:tcW w:type="pct" w:w="2200"/>
+            <w:shd w:fill="353A7C" w:val="clear"/>
+            <w:tcMar>
+              <w:top w:type="dxa" w:w="50"/>
+              <w:left w:type="dxa" w:w="110"/>
+              <w:bottom w:type="dxa" w:w="50"/>
+              <w:right w:type="dxa" w:w="110"/>
+            </w:tcMar>
+          </w:tcPr>
+          <w:p>
+            <w:pPr>
+              <w:spacing w:before="30" w:after="30"/>
+            </w:pPr>
+            <w:r>
+              <w:rPr>
+                <w:b/>
+                <w:bCs/>
+                <w:color w:val="FFFFFF"/>
+                <w:sz w:val="15"/>
+                <w:szCs w:val="15"/>
+              </w:rPr>
+              <w:t xml:space="preserve">Why</w:t>
+            </w:r>
+          </w:p>
+        </w:tc>
+      </w:tr>
+      <w:tr>
+        <w:tc>
+          <w:tcPr>
+            <w:tcW w:type="pct" w:w="1440"/>
+            <w:tcMar>
+              <w:top w:type="dxa" w:w="50"/>
+              <w:left w:type="dxa" w:w="110"/>
+              <w:bottom w:type="dxa" w:w="50"/>
+              <w:right w:type="dxa" w:w="110"/>
+            </w:tcMar>
+          </w:tcPr>
+          <w:p>
+            <w:pPr>
+              <w:spacing w:before="28" w:after="28"/>
+            </w:pPr>
+            <w:r>
+              <w:rPr>
+                <w:sz w:val="15"/>
+                <w:szCs w:val="15"/>
+              </w:rPr>
+              <w:t xml:space="preserve">Change one assumption and see what moves</w:t>
+            </w:r>
+          </w:p>
+        </w:tc>
+        <w:tc>
+          <w:tcPr>
+            <w:tcW w:type="pct" w:w="1360"/>
+            <w:tcMar>
+              <w:top w:type="dxa" w:w="50"/>
+              <w:left w:type="dxa" w:w="110"/>
+              <w:bottom w:type="dxa" w:w="50"/>
+              <w:right w:type="dxa" w:w="110"/>
+            </w:tcMar>
+          </w:tcPr>
+          <w:p>
+            <w:pPr>
+              <w:spacing w:before="28" w:after="28"/>
+            </w:pPr>
+            <w:r>
+              <w:rPr>
+                <w:sz w:val="15"/>
+                <w:szCs w:val="15"/>
+              </w:rPr>
+              <w:t xml:space="preserve">Sensitivity analysis</w:t>
+            </w:r>
+          </w:p>
+        </w:tc>
+        <w:tc>
+          <w:tcPr>
+            <w:tcW w:type="pct" w:w="2200"/>
+            <w:tcMar>
+              <w:top w:type="dxa" w:w="50"/>
+              <w:left w:type="dxa" w:w="110"/>
+              <w:bottom w:type="dxa" w:w="50"/>
+              <w:right w:type="dxa" w:w="110"/>
+            </w:tcMar>
+          </w:tcPr>
+          <w:p>
+            <w:pPr>
+              <w:spacing w:before="28" w:after="28"/>
+            </w:pPr>
+            <w:r>
+              <w:rPr>
+                <w:sz w:val="15"/>
+                <w:szCs w:val="15"/>
+              </w:rPr>
+              <w:t xml:space="preserve">It finds which input the answer depends on most</w:t>
+            </w:r>
+          </w:p>
+        </w:tc>
+      </w:tr>
+      <w:tr>
+        <w:tc>
+          <w:tcPr>
+            <w:tcW w:type="pct" w:w="1440"/>
+            <w:shd w:fill="FBFAF6" w:val="clear"/>
+            <w:tcMar>
+              <w:top w:type="dxa" w:w="50"/>
+              <w:left w:type="dxa" w:w="110"/>
+              <w:bottom w:type="dxa" w:w="50"/>
+              <w:right w:type="dxa" w:w="110"/>
+            </w:tcMar>
+          </w:tcPr>
+          <w:p>
+            <w:pPr>
+              <w:spacing w:before="28" w:after="28"/>
+            </w:pPr>
+            <w:r>
+              <w:rPr>
+                <w:sz w:val="15"/>
+                <w:szCs w:val="15"/>
+              </w:rPr>
+              <w:t xml:space="preserve">Set the target and solve for the input</w:t>
+            </w:r>
+          </w:p>
+        </w:tc>
+        <w:tc>
+          <w:tcPr>
+            <w:tcW w:type="pct" w:w="1360"/>
+            <w:shd w:fill="FBFAF6" w:val="clear"/>
+            <w:tcMar>
+              <w:top w:type="dxa" w:w="50"/>
+              <w:left w:type="dxa" w:w="110"/>
+              <w:bottom w:type="dxa" w:w="50"/>
+              <w:right w:type="dxa" w:w="110"/>
+            </w:tcMar>
+          </w:tcPr>
+          <w:p>
+            <w:pPr>
+              <w:spacing w:before="28" w:after="28"/>
+            </w:pPr>
+            <w:r>
+              <w:rPr>
+                <w:sz w:val="15"/>
+                <w:szCs w:val="15"/>
+              </w:rPr>
+              <w:t xml:space="preserve">Goal seeking</w:t>
+            </w:r>
+          </w:p>
+        </w:tc>
+        <w:tc>
+          <w:tcPr>
+            <w:tcW w:type="pct" w:w="2200"/>
+            <w:shd w:fill="FBFAF6" w:val="clear"/>
+            <w:tcMar>
+              <w:top w:type="dxa" w:w="50"/>
+              <w:left w:type="dxa" w:w="110"/>
+              <w:bottom w:type="dxa" w:w="50"/>
+              <w:right w:type="dxa" w:w="110"/>
+            </w:tcMar>
+          </w:tcPr>
+          <w:p>
+            <w:pPr>
+              <w:spacing w:before="28" w:after="28"/>
+            </w:pPr>
+            <w:r>
+              <w:rPr>
+                <w:sz w:val="15"/>
+                <w:szCs w:val="15"/>
+              </w:rPr>
+              <w:t xml:space="preserve">Goal seeking works backwards from a required answer, which is how a break-even volume is found</w:t>
+            </w:r>
+          </w:p>
+        </w:tc>
+      </w:tr>
+      <w:tr>
+        <w:tc>
+          <w:tcPr>
+            <w:tcW w:type="pct" w:w="1440"/>
+            <w:tcMar>
+              <w:top w:type="dxa" w:w="50"/>
+              <w:left w:type="dxa" w:w="110"/>
+              <w:bottom w:type="dxa" w:w="50"/>
+              <w:right w:type="dxa" w:w="110"/>
+            </w:tcMar>
+          </w:tcPr>
+          <w:p>
+            <w:pPr>
+              <w:spacing w:before="28" w:after="28"/>
+            </w:pPr>
+            <w:r>
+              <w:rPr>
+                <w:sz w:val="15"/>
+                <w:szCs w:val="15"/>
+              </w:rPr>
+              <w:t xml:space="preserve">Vary everything together, many times</w:t>
+            </w:r>
+          </w:p>
+        </w:tc>
+        <w:tc>
+          <w:tcPr>
+            <w:tcW w:type="pct" w:w="1360"/>
+            <w:tcMar>
+              <w:top w:type="dxa" w:w="50"/>
+              <w:left w:type="dxa" w:w="110"/>
+              <w:bottom w:type="dxa" w:w="50"/>
+              <w:right w:type="dxa" w:w="110"/>
+            </w:tcMar>
+          </w:tcPr>
+          <w:p>
+            <w:pPr>
+              <w:spacing w:before="28" w:after="28"/>
+            </w:pPr>
+            <w:r>
+              <w:rPr>
+                <w:sz w:val="15"/>
+                <w:szCs w:val="15"/>
+              </w:rPr>
+              <w:t xml:space="preserve">Simulation, usually by the Monte Carlo technique</w:t>
+            </w:r>
+          </w:p>
+        </w:tc>
+        <w:tc>
+          <w:tcPr>
+            <w:tcW w:type="pct" w:w="2200"/>
+            <w:shd w:fill="FFFFFF" w:val="clear"/>
+            <w:tcMar>
+              <w:top w:type="dxa" w:w="50"/>
+              <w:left w:type="dxa" w:w="110"/>
+              <w:bottom w:type="dxa" w:w="50"/>
+              <w:right w:type="dxa" w:w="110"/>
+            </w:tcMar>
+          </w:tcPr>
+          <w:p>
+            <w:pPr>
+              <w:spacing w:before="46" w:after="46"/>
+            </w:pPr>
+            <w:r>
+              <w:rPr>
+                <w:b/>
+                <w:bCs/>
+                <w:color w:val="8186EF"/>
+                <w:sz w:val="14"/>
+                <w:szCs w:val="14"/>
+              </w:rPr>
+              <w:t xml:space="preserve">(15)</w:t>
+            </w:r>
+          </w:p>
+        </w:tc>
+      </w:tr>
+      <w:tr>
+        <w:tc>
+          <w:tcPr>
+            <w:tcW w:type="pct" w:w="1440"/>
+            <w:shd w:fill="FBFAF6" w:val="clear"/>
+            <w:tcMar>
+              <w:top w:type="dxa" w:w="50"/>
+              <w:left w:type="dxa" w:w="110"/>
+              <w:bottom w:type="dxa" w:w="50"/>
+              <w:right w:type="dxa" w:w="110"/>
+            </w:tcMar>
+          </w:tcPr>
+          <w:p>
+            <w:pPr>
+              <w:spacing w:before="28" w:after="28"/>
+            </w:pPr>
+            <w:r>
+              <w:rPr>
+                <w:sz w:val="15"/>
+                <w:szCs w:val="15"/>
+              </w:rPr>
+              <w:t xml:space="preserve">Each outcome times its probability, summed</w:t>
+            </w:r>
+          </w:p>
+        </w:tc>
+        <w:tc>
+          <w:tcPr>
+            <w:tcW w:type="pct" w:w="1360"/>
+            <w:shd w:fill="FBFAF6" w:val="clear"/>
+            <w:tcMar>
+              <w:top w:type="dxa" w:w="50"/>
+              <w:left w:type="dxa" w:w="110"/>
+              <w:bottom w:type="dxa" w:w="50"/>
+              <w:right w:type="dxa" w:w="110"/>
+            </w:tcMar>
+          </w:tcPr>
+          <w:p>
+            <w:pPr>
+              <w:spacing w:before="28" w:after="28"/>
+            </w:pPr>
+            <w:r>
+              <w:rPr>
+                <w:sz w:val="15"/>
+                <w:szCs w:val="15"/>
+              </w:rPr>
+              <w:t xml:space="preserve">Expected value</w:t>
+            </w:r>
+          </w:p>
+        </w:tc>
+        <w:tc>
+          <w:tcPr>
+            <w:tcW w:type="pct" w:w="2200"/>
+            <w:shd w:fill="FBFAF6" w:val="clear"/>
+            <w:tcMar>
+              <w:top w:type="dxa" w:w="50"/>
+              <w:left w:type="dxa" w:w="110"/>
+              <w:bottom w:type="dxa" w:w="50"/>
+              <w:right w:type="dxa" w:w="110"/>
+            </w:tcMar>
+          </w:tcPr>
+          <w:p>
+            <w:pPr>
+              <w:spacing w:before="28" w:after="28"/>
+            </w:pPr>
+            <w:r>
+              <w:rPr>
+                <w:sz w:val="15"/>
+                <w:szCs w:val="15"/>
+              </w:rPr>
+              <w:t xml:space="preserve">It gives one number, which is both its </w:t>
+            </w:r>
+            <w:r>
+              <w:rPr>
+                <w:b/>
+                <w:bCs/>
+                <w:color w:val="8186EF"/>
+                <w:sz w:val="14"/>
+                <w:szCs w:val="14"/>
+              </w:rPr>
+              <w:t xml:space="preserve"> (16) </w:t>
+            </w:r>
+            <w:r>
+              <w:rPr>
+                <w:u w:val="single"/>
+                <w:sz w:val="15"/>
+                <w:szCs w:val="15"/>
+              </w:rPr>
+              <w:t xml:space="preserve">              </w:t>
+            </w:r>
+            <w:r>
+              <w:rPr>
+                <w:sz w:val="15"/>
+                <w:szCs w:val="15"/>
+              </w:rPr>
+              <w:t xml:space="preserve"> </w:t>
+            </w:r>
+            <w:r>
+              <w:rPr>
+                <w:sz w:val="15"/>
+                <w:szCs w:val="15"/>
+              </w:rPr>
+              <w:t xml:space="preserve"> and its weakness</w:t>
+            </w:r>
+          </w:p>
+        </w:tc>
+      </w:tr>
+    </w:tbl>
+    <w:p/>
     <w:tbl>
       <w:tblPr>
         <w:tblW w:type="pct" w:w="100%"/>
@@ -12107,7 +11804,7 @@
                 <w:sz w:val="16"/>
                 <w:szCs w:val="16"/>
               </w:rPr>
-              <w:t xml:space="preserve">Change one assumption and see what moves   ·   Vary everything together, many times   ·   Each outcome times its probability, summed</w:t>
+              <w:t xml:space="preserve">Sensitivity analysis   ·   It gives the whole distribution of outcomes   ·   convenience</w:t>
             </w:r>
           </w:p>
         </w:tc>
@@ -12206,7 +11903,14 @@
           <w:sz w:val="19"/>
           <w:szCs w:val="19"/>
         </w:rPr>
-        <w:t xml:space="preserve">Expected volume 237,500 cases; expected </w:t>
+        <w:t xml:space="preserve">Expected volume 237,500 cases; expected contribution 1,047,500. </w:t>
+      </w:r>
+      <w:r>
+        <w:rPr>
+          <w:sz w:val="19"/>
+          <w:szCs w:val="19"/>
+        </w:rPr>
+        <w:t xml:space="preserve">Simple average 236,667 cases, which is the </w:t>
       </w:r>
       <w:r>
         <w:rPr>
@@ -12224,7 +11928,7 @@
           <w:sz w:val="19"/>
           <w:szCs w:val="19"/>
         </w:rPr>
-        <w:t xml:space="preserve">              </w:t>
+        <w:t xml:space="preserve">            </w:t>
       </w:r>
       <w:r>
         <w:rPr>
@@ -12238,14 +11942,14 @@
           <w:sz w:val="19"/>
           <w:szCs w:val="19"/>
         </w:rPr>
-        <w:t xml:space="preserve"> 1,047,500. </w:t>
-      </w:r>
-      <w:r>
-        <w:rPr>
-          <w:sz w:val="19"/>
-          <w:szCs w:val="19"/>
-        </w:rPr>
-        <w:t xml:space="preserve">Simple average 236,667 cases, which is the </w:t>
+        <w:t xml:space="preserve">. </w:t>
+      </w:r>
+      <w:r>
+        <w:rPr>
+          <w:sz w:val="19"/>
+          <w:szCs w:val="19"/>
+        </w:rPr>
+        <w:t xml:space="preserve">Simulation mean 1,027,152, </w:t>
       </w:r>
       <w:r>
         <w:rPr>
@@ -12263,7 +11967,7 @@
           <w:sz w:val="19"/>
           <w:szCs w:val="19"/>
         </w:rPr>
-        <w:t xml:space="preserve">            </w:t>
+        <w:t xml:space="preserve">           </w:t>
       </w:r>
       <w:r>
         <w:rPr>
@@ -12277,14 +11981,14 @@
           <w:sz w:val="19"/>
           <w:szCs w:val="19"/>
         </w:rPr>
-        <w:t xml:space="preserve">. </w:t>
-      </w:r>
-      <w:r>
-        <w:rPr>
-          <w:sz w:val="19"/>
-          <w:szCs w:val="19"/>
-        </w:rPr>
-        <w:t xml:space="preserve"/>
+        <w:t xml:space="preserve"> a few per cent of the expected value. </w:t>
+      </w:r>
+      <w:r>
+        <w:rPr>
+          <w:sz w:val="19"/>
+          <w:szCs w:val="19"/>
+        </w:rPr>
+        <w:t xml:space="preserve">Fifth to </w:t>
       </w:r>
       <w:r>
         <w:rPr>
@@ -12302,7 +12006,7 @@
           <w:sz w:val="19"/>
           <w:szCs w:val="19"/>
         </w:rPr>
-        <w:t xml:space="preserve">            </w:t>
+        <w:t xml:space="preserve">              </w:t>
       </w:r>
       <w:r>
         <w:rPr>
@@ -12316,14 +12020,7 @@
           <w:sz w:val="19"/>
           <w:szCs w:val="19"/>
         </w:rPr>
-        <w:t xml:space="preserve"> mean 1,027,152, within a few per cent of the expected value. </w:t>
-      </w:r>
-      <w:r>
-        <w:rPr>
-          <w:sz w:val="19"/>
-          <w:szCs w:val="19"/>
-        </w:rPr>
-        <w:t xml:space="preserve">Fifth to ninety-fifth percentile: 539,260 to 1,503,517. </w:t>
+        <w:t xml:space="preserve"> percentile: 539,260 to 1,503,517. </w:t>
       </w:r>
     </w:p>
     <w:tbl>
@@ -12381,7 +12078,7 @@
                 <w:sz w:val="16"/>
                 <w:szCs w:val="16"/>
               </w:rPr>
-              <w:t xml:space="preserve">distractor   ·   produced   ·   Simulation   ·   contribution</w:t>
+              <w:t xml:space="preserve">within   ·   comfortably   ·   ninety-fifth   ·   distractor</w:t>
             </w:r>
           </w:p>
         </w:tc>
@@ -12468,7 +12165,7 @@
           <w:sz w:val="19"/>
           <w:szCs w:val="19"/>
         </w:rPr>
-        <w:t xml:space="preserve">The </w:t>
+        <w:t xml:space="preserve">The calculation is </w:t>
       </w:r>
       <w:r>
         <w:rPr>
@@ -12486,7 +12183,7 @@
           <w:sz w:val="19"/>
           <w:szCs w:val="19"/>
         </w:rPr>
-        <w:t xml:space="preserve">             </w:t>
+        <w:t xml:space="preserve">           </w:t>
       </w:r>
       <w:r>
         <w:rPr>
@@ -12500,7 +12197,7 @@
           <w:sz w:val="19"/>
           <w:szCs w:val="19"/>
         </w:rPr>
-        <w:t xml:space="preserve"> is always outcome times probability, summed. </w:t>
+        <w:t xml:space="preserve"> outcome times probability, summed. </w:t>
       </w:r>
       <w:r>
         <w:rPr>
@@ -12546,7 +12243,7 @@
           <w:sz w:val="19"/>
           <w:szCs w:val="19"/>
         </w:rPr>
-        <w:t xml:space="preserve">Where a question asks what simulation adds over expected value, the answer is the </w:t>
+        <w:t xml:space="preserve">Where a </w:t>
       </w:r>
       <w:r>
         <w:rPr>
@@ -12564,7 +12261,7 @@
           <w:sz w:val="19"/>
           <w:szCs w:val="19"/>
         </w:rPr>
-        <w:t xml:space="preserve">              </w:t>
+        <w:t xml:space="preserve">           </w:t>
       </w:r>
       <w:r>
         <w:rPr>
@@ -12578,7 +12275,7 @@
           <w:sz w:val="19"/>
           <w:szCs w:val="19"/>
         </w:rPr>
-        <w:t xml:space="preserve">, not a better single number. </w:t>
+        <w:t xml:space="preserve"> asks what simulation adds over expected value, the answer is the distribution, not a better single number. </w:t>
       </w:r>
     </w:p>
     <w:tbl>
@@ -12636,434 +12333,7 @@
                 <w:sz w:val="16"/>
                 <w:szCs w:val="16"/>
               </w:rPr>
-              <w:t xml:space="preserve">distribution   ·   calculation   ·   unweighted   ·   equally</w:t>
-            </w:r>
-          </w:p>
-        </w:tc>
-      </w:tr>
-    </w:tbl>
-    <w:p/>
-    <w:tbl>
-      <w:tblPr>
-        <w:tblW w:type="pct" w:w="100%"/>
-        <w:tblLayout w:type="fixed"/>
-        <w:tblBorders>
-          <w:top w:val="single" w:color="353A7C" w:sz="6"/>
-          <w:left w:val="single" w:color="353A7C" w:sz="6"/>
-          <w:bottom w:val="single" w:color="353A7C" w:sz="6"/>
-          <w:right w:val="single" w:color="353A7C" w:sz="6"/>
-          <w:insideH w:val="single" w:color="353A7C" w:sz="6"/>
-          <w:insideV w:val="single" w:color="353A7C" w:sz="6"/>
-        </w:tblBorders>
-      </w:tblPr>
-      <w:tblGrid>
-        <w:gridCol w:w="4608"/>
-        <w:gridCol w:w="4992"/>
-      </w:tblGrid>
-      <w:tr>
-        <w:tc>
-          <w:tcPr>
-            <w:tcW w:type="pct" w:w="5000"/>
-            <w:gridSpan w:val="2"/>
-            <w:shd w:fill="353A7C" w:val="clear"/>
-            <w:tcMar>
-              <w:top w:type="dxa" w:w="60"/>
-              <w:left w:type="dxa" w:w="120"/>
-              <w:bottom w:type="dxa" w:w="60"/>
-              <w:right w:type="dxa" w:w="120"/>
-            </w:tcMar>
-          </w:tcPr>
-          <w:p>
-            <w:pPr>
-              <w:spacing w:before="40" w:after="40"/>
-            </w:pPr>
-            <w:r>
-              <w:rPr>
-                <w:b/>
-                <w:bCs/>
-                <w:color w:val="FFFFFF"/>
-                <w:sz w:val="17"/>
-                <w:szCs w:val="17"/>
-              </w:rPr>
-              <w:t xml:space="preserve">Exam view</w:t>
-            </w:r>
-          </w:p>
-        </w:tc>
-      </w:tr>
-      <w:tr>
-        <w:tc>
-          <w:tcPr>
-            <w:tcW w:type="pct" w:w="2400"/>
-            <w:shd w:fill="353A7C" w:val="clear"/>
-            <w:tcMar>
-              <w:top w:type="dxa" w:w="50"/>
-              <w:left w:type="dxa" w:w="110"/>
-              <w:bottom w:type="dxa" w:w="50"/>
-              <w:right w:type="dxa" w:w="110"/>
-            </w:tcMar>
-          </w:tcPr>
-          <w:p>
-            <w:pPr>
-              <w:spacing w:before="30" w:after="30"/>
-            </w:pPr>
-            <w:r>
-              <w:rPr>
-                <w:b/>
-                <w:bCs/>
-                <w:color w:val="FFFFFF"/>
-                <w:sz w:val="15"/>
-                <w:szCs w:val="15"/>
-              </w:rPr>
-              <w:t xml:space="preserve">Item</w:t>
-            </w:r>
-          </w:p>
-        </w:tc>
-        <w:tc>
-          <w:tcPr>
-            <w:tcW w:type="pct" w:w="2600"/>
-            <w:shd w:fill="353A7C" w:val="clear"/>
-            <w:tcMar>
-              <w:top w:type="dxa" w:w="50"/>
-              <w:left w:type="dxa" w:w="110"/>
-              <w:bottom w:type="dxa" w:w="50"/>
-              <w:right w:type="dxa" w:w="110"/>
-            </w:tcMar>
-          </w:tcPr>
-          <w:p>
-            <w:pPr>
-              <w:spacing w:before="30" w:after="30"/>
-            </w:pPr>
-            <w:r>
-              <w:rPr>
-                <w:b/>
-                <w:bCs/>
-                <w:color w:val="FFFFFF"/>
-                <w:sz w:val="15"/>
-                <w:szCs w:val="15"/>
-              </w:rPr>
-              <w:t xml:space="preserve">Answer</w:t>
-            </w:r>
-          </w:p>
-        </w:tc>
-      </w:tr>
-      <w:tr>
-        <w:tc>
-          <w:tcPr>
-            <w:tcW w:type="pct" w:w="2400"/>
-            <w:tcMar>
-              <w:top w:type="dxa" w:w="50"/>
-              <w:left w:type="dxa" w:w="110"/>
-              <w:bottom w:type="dxa" w:w="50"/>
-              <w:right w:type="dxa" w:w="110"/>
-            </w:tcMar>
-          </w:tcPr>
-          <w:p>
-            <w:pPr>
-              <w:spacing w:before="28" w:after="28"/>
-            </w:pPr>
-            <w:r>
-              <w:rPr>
-                <w:sz w:val="15"/>
-                <w:szCs w:val="15"/>
-              </w:rPr>
-              <w:t xml:space="preserve">Change one assumption and see what moves</w:t>
-            </w:r>
-          </w:p>
-        </w:tc>
-        <w:tc>
-          <w:tcPr>
-            <w:tcW w:type="pct" w:w="2600"/>
-            <w:tcMar>
-              <w:top w:type="dxa" w:w="50"/>
-              <w:left w:type="dxa" w:w="110"/>
-              <w:bottom w:type="dxa" w:w="50"/>
-              <w:right w:type="dxa" w:w="110"/>
-            </w:tcMar>
-          </w:tcPr>
-          <w:p>
-            <w:pPr>
-              <w:spacing w:before="28" w:after="28"/>
-            </w:pPr>
-            <w:r>
-              <w:rPr>
-                <w:sz w:val="15"/>
-                <w:szCs w:val="15"/>
-              </w:rPr>
-              <w:t xml:space="preserve">Sensitivity analysis — it finds which input the answer depends on most</w:t>
-            </w:r>
-          </w:p>
-        </w:tc>
-      </w:tr>
-      <w:tr>
-        <w:tc>
-          <w:tcPr>
-            <w:tcW w:type="pct" w:w="2400"/>
-            <w:shd w:fill="FBFAF6" w:val="clear"/>
-            <w:tcMar>
-              <w:top w:type="dxa" w:w="50"/>
-              <w:left w:type="dxa" w:w="110"/>
-              <w:bottom w:type="dxa" w:w="50"/>
-              <w:right w:type="dxa" w:w="110"/>
-            </w:tcMar>
-          </w:tcPr>
-          <w:p>
-            <w:pPr>
-              <w:spacing w:before="28" w:after="28"/>
-            </w:pPr>
-            <w:r>
-              <w:rPr>
-                <w:sz w:val="15"/>
-                <w:szCs w:val="15"/>
-              </w:rPr>
-              <w:t xml:space="preserve">Set the target and solve for the input</w:t>
-            </w:r>
-          </w:p>
-        </w:tc>
-        <w:tc>
-          <w:tcPr>
-            <w:tcW w:type="pct" w:w="2600"/>
-            <w:shd w:fill="FBFAF6" w:val="clear"/>
-            <w:tcMar>
-              <w:top w:type="dxa" w:w="50"/>
-              <w:left w:type="dxa" w:w="110"/>
-              <w:bottom w:type="dxa" w:w="50"/>
-              <w:right w:type="dxa" w:w="110"/>
-            </w:tcMar>
-          </w:tcPr>
-          <w:p>
-            <w:pPr>
-              <w:spacing w:before="28" w:after="28"/>
-            </w:pPr>
-            <w:r>
-              <w:rPr>
-                <w:sz w:val="15"/>
-                <w:szCs w:val="15"/>
-              </w:rPr>
-              <w:t xml:space="preserve">Why: goal seeking works backwards from a required answer, which is how a break-even volume is found</w:t>
-            </w:r>
-          </w:p>
-        </w:tc>
-      </w:tr>
-      <w:tr>
-        <w:tc>
-          <w:tcPr>
-            <w:tcW w:type="pct" w:w="2400"/>
-            <w:tcMar>
-              <w:top w:type="dxa" w:w="50"/>
-              <w:left w:type="dxa" w:w="110"/>
-              <w:bottom w:type="dxa" w:w="50"/>
-              <w:right w:type="dxa" w:w="110"/>
-            </w:tcMar>
-          </w:tcPr>
-          <w:p>
-            <w:pPr>
-              <w:spacing w:before="28" w:after="28"/>
-            </w:pPr>
-            <w:r>
-              <w:rPr>
-                <w:sz w:val="15"/>
-                <w:szCs w:val="15"/>
-              </w:rPr>
-              <w:t xml:space="preserve">Vary everything together, many times</w:t>
-            </w:r>
-          </w:p>
-        </w:tc>
-        <w:tc>
-          <w:tcPr>
-            <w:tcW w:type="pct" w:w="2600"/>
-            <w:tcMar>
-              <w:top w:type="dxa" w:w="50"/>
-              <w:left w:type="dxa" w:w="110"/>
-              <w:bottom w:type="dxa" w:w="50"/>
-              <w:right w:type="dxa" w:w="110"/>
-            </w:tcMar>
-          </w:tcPr>
-          <w:p>
-            <w:pPr>
-              <w:spacing w:before="28" w:after="28"/>
-            </w:pPr>
-            <w:r>
-              <w:rPr>
-                <w:sz w:val="15"/>
-                <w:szCs w:val="15"/>
-              </w:rPr>
-              <w:t xml:space="preserve">Simulation, usually by the </w:t>
-            </w:r>
-            <w:r>
-              <w:rPr>
-                <w:b/>
-                <w:bCs/>
-                <w:color w:val="8186EF"/>
-                <w:sz w:val="14"/>
-                <w:szCs w:val="14"/>
-              </w:rPr>
-              <w:t xml:space="preserve"> (23) </w:t>
-            </w:r>
-            <w:r>
-              <w:rPr>
-                <w:u w:val="single"/>
-                <w:sz w:val="15"/>
-                <w:szCs w:val="15"/>
-              </w:rPr>
-              <w:t xml:space="preserve">              </w:t>
-            </w:r>
-            <w:r>
-              <w:rPr>
-                <w:sz w:val="15"/>
-                <w:szCs w:val="15"/>
-              </w:rPr>
-              <w:t xml:space="preserve"> </w:t>
-            </w:r>
-            <w:r>
-              <w:rPr>
-                <w:sz w:val="15"/>
-                <w:szCs w:val="15"/>
-              </w:rPr>
-              <w:t xml:space="preserve"> — it gives the whole distribution of outcomes</w:t>
-            </w:r>
-          </w:p>
-        </w:tc>
-      </w:tr>
-      <w:tr>
-        <w:tc>
-          <w:tcPr>
-            <w:tcW w:type="pct" w:w="2400"/>
-            <w:shd w:fill="FBFAF6" w:val="clear"/>
-            <w:tcMar>
-              <w:top w:type="dxa" w:w="50"/>
-              <w:left w:type="dxa" w:w="110"/>
-              <w:bottom w:type="dxa" w:w="50"/>
-              <w:right w:type="dxa" w:w="110"/>
-            </w:tcMar>
-          </w:tcPr>
-          <w:p>
-            <w:pPr>
-              <w:spacing w:before="28" w:after="28"/>
-            </w:pPr>
-            <w:r>
-              <w:rPr>
-                <w:sz w:val="15"/>
-                <w:szCs w:val="15"/>
-              </w:rPr>
-              <w:t xml:space="preserve">Each outcome times its probability, summed</w:t>
-            </w:r>
-          </w:p>
-        </w:tc>
-        <w:tc>
-          <w:tcPr>
-            <w:tcW w:type="pct" w:w="2600"/>
-            <w:shd w:fill="FBFAF6" w:val="clear"/>
-            <w:tcMar>
-              <w:top w:type="dxa" w:w="50"/>
-              <w:left w:type="dxa" w:w="110"/>
-              <w:bottom w:type="dxa" w:w="50"/>
-              <w:right w:type="dxa" w:w="110"/>
-            </w:tcMar>
-          </w:tcPr>
-          <w:p>
-            <w:pPr>
-              <w:spacing w:before="28" w:after="28"/>
-            </w:pPr>
-            <w:r>
-              <w:rPr>
-                <w:sz w:val="15"/>
-                <w:szCs w:val="15"/>
-              </w:rPr>
-              <w:t xml:space="preserve"/>
-            </w:r>
-            <w:r>
-              <w:rPr>
-                <w:b/>
-                <w:bCs/>
-                <w:color w:val="8186EF"/>
-                <w:sz w:val="14"/>
-                <w:szCs w:val="14"/>
-              </w:rPr>
-              <w:t xml:space="preserve"> (24) </w:t>
-            </w:r>
-            <w:r>
-              <w:rPr>
-                <w:u w:val="single"/>
-                <w:sz w:val="15"/>
-                <w:szCs w:val="15"/>
-              </w:rPr>
-              <w:t xml:space="preserve">              </w:t>
-            </w:r>
-            <w:r>
-              <w:rPr>
-                <w:sz w:val="15"/>
-                <w:szCs w:val="15"/>
-              </w:rPr>
-              <w:t xml:space="preserve"> </w:t>
-            </w:r>
-            <w:r>
-              <w:rPr>
-                <w:sz w:val="15"/>
-                <w:szCs w:val="15"/>
-              </w:rPr>
-              <w:t xml:space="preserve"> — it gives one number, which is both its convenience and its weakness</w:t>
-            </w:r>
-          </w:p>
-        </w:tc>
-      </w:tr>
-    </w:tbl>
-    <w:p/>
-    <w:tbl>
-      <w:tblPr>
-        <w:tblW w:type="pct" w:w="100%"/>
-        <w:tblLayout w:type="fixed"/>
-        <w:tblBorders>
-          <w:top w:val="single" w:color="FBFAF6" w:sz="4"/>
-          <w:left w:val="single" w:color="FBFAF6" w:sz="4"/>
-          <w:bottom w:val="single" w:color="FBFAF6" w:sz="4"/>
-          <w:right w:val="single" w:color="FBFAF6" w:sz="4"/>
-          <w:insideH w:val="single" w:color="FBFAF6" w:sz="4"/>
-          <w:insideV w:val="single" w:color="FBFAF6" w:sz="4"/>
-        </w:tblBorders>
-      </w:tblPr>
-      <w:tblGrid>
-        <w:gridCol w:w="9600"/>
-      </w:tblGrid>
-      <w:tr>
-        <w:tc>
-          <w:tcPr>
-            <w:tcW w:type="pct" w:w="5000"/>
-            <w:shd w:fill="FBFAF6" w:val="clear"/>
-            <w:tcMar>
-              <w:top w:type="dxa" w:w="40"/>
-              <w:left w:type="dxa" w:w="100"/>
-              <w:bottom w:type="dxa" w:w="40"/>
-              <w:right w:type="dxa" w:w="100"/>
-            </w:tcMar>
-          </w:tcPr>
-          <w:p>
-            <w:pPr>
-              <w:spacing w:before="18" w:after="6"/>
-            </w:pPr>
-            <w:r>
-              <w:rPr>
-                <w:b/>
-                <w:bCs/>
-                <w:color w:val="6B7280"/>
-                <w:sz w:val="14"/>
-                <w:szCs w:val="14"/>
-              </w:rPr>
-              <w:t xml:space="preserve">word list</w:t>
-            </w:r>
-          </w:p>
-          <w:p>
-            <w:pPr>
-              <w:spacing w:before="0" w:after="18"/>
-            </w:pPr>
-            <w:r>
-              <w:rPr>
-                <w:b/>
-                <w:bCs/>
-                <w:color w:val="353A7C"/>
-                <w:sz w:val="16"/>
-                <w:szCs w:val="16"/>
-              </w:rPr>
-              <w:t xml:space="preserve">Monte Carlo technique   ·   goal seeking   ·   Expected value</w:t>
+              <w:t xml:space="preserve">question   ·   always   ·   unweighted   ·   ranking</w:t>
             </w:r>
           </w:p>
         </w:tc>
@@ -13112,7 +12382,7 @@
                 <w:sz w:val="17"/>
                 <w:szCs w:val="17"/>
               </w:rPr>
-              <w:t xml:space="preserve">Question from the board — Category</w:t>
+              <w:t xml:space="preserve">Exam view</w:t>
             </w:r>
           </w:p>
         </w:tc>
@@ -13220,7 +12490,7 @@
                 <w:sz w:val="14"/>
                 <w:szCs w:val="14"/>
               </w:rPr>
-              <w:t xml:space="preserve">(25)</w:t>
+              <w:t xml:space="preserve">(23)</w:t>
             </w:r>
           </w:p>
         </w:tc>
@@ -13371,7 +12641,7 @@
                 <w:sz w:val="14"/>
                 <w:szCs w:val="14"/>
               </w:rPr>
-              <w:t xml:space="preserve">(26)</w:t>
+              <w:t xml:space="preserve">(24)</w:t>
             </w:r>
           </w:p>
         </w:tc>
@@ -13433,25 +12703,13 @@
                 <w:sz w:val="16"/>
                 <w:szCs w:val="16"/>
               </w:rPr>
-              <w:t xml:space="preserve">Simulation   ·   Expected value   ·   Goal seeking</w:t>
+              <w:t xml:space="preserve">Expected value   ·   Simulation   ·   Sensitivity analysis</w:t>
             </w:r>
           </w:p>
         </w:tc>
       </w:tr>
     </w:tbl>
     <w:p/>
-    <w:p>
-      <w:pPr>
-        <w:pageBreakBefore w:val="true"/>
-        <w:spacing w:after="0"/>
-      </w:pPr>
-      <w:r>
-        <w:rPr>
-          <w:sz w:val="2"/>
-        </w:rPr>
-        <w:t xml:space="preserve"> </w:t>
-      </w:r>
-    </w:p>
     <w:p>
       <w:pPr>
         <w:spacing w:before="44" w:after="10"/>
@@ -13504,7 +12762,7 @@
                     </pic:cNvPicPr>
                   </pic:nvPicPr>
                   <pic:blipFill>
-                    <a:blip r:embed="rId107" cstate="none"/>
+                    <a:blip r:embed="rId106" cstate="none"/>
                     <a:srcRect/>
                     <a:stretch>
                       <a:fillRect/>
@@ -13711,14 +12969,14 @@
                 <w:sz w:val="16"/>
                 <w:szCs w:val="16"/>
               </w:rPr>
-              <w:t xml:space="preserve">15  </w:t>
-            </w:r>
-            <w:r>
-              <w:rPr>
-                <w:sz w:val="16"/>
-                <w:szCs w:val="16"/>
-              </w:rPr>
-              <w:t xml:space="preserve">Vary everything together, many times</w:t>
+              <w:t xml:space="preserve">14  </w:t>
+            </w:r>
+            <w:r>
+              <w:rPr>
+                <w:sz w:val="16"/>
+                <w:szCs w:val="16"/>
+              </w:rPr>
+              <w:t xml:space="preserve">reporting</w:t>
             </w:r>
           </w:p>
         </w:tc>
@@ -13779,14 +13037,14 @@
                 <w:sz w:val="16"/>
                 <w:szCs w:val="16"/>
               </w:rPr>
-              <w:t xml:space="preserve">16  </w:t>
-            </w:r>
-            <w:r>
-              <w:rPr>
-                <w:sz w:val="16"/>
-                <w:szCs w:val="16"/>
-              </w:rPr>
-              <w:t xml:space="preserve">Each outcome times its probability, summed</w:t>
+              <w:t xml:space="preserve">15  </w:t>
+            </w:r>
+            <w:r>
+              <w:rPr>
+                <w:sz w:val="16"/>
+                <w:szCs w:val="16"/>
+              </w:rPr>
+              <w:t xml:space="preserve">It gives the whole distribution of outcomes</w:t>
             </w:r>
           </w:p>
         </w:tc>
@@ -13821,7 +13079,7 @@
                 <w:sz w:val="16"/>
                 <w:szCs w:val="16"/>
               </w:rPr>
-              <w:t xml:space="preserve">contribution</w:t>
+              <w:t xml:space="preserve">before</w:t>
             </w:r>
           </w:p>
         </w:tc>
@@ -13847,14 +13105,14 @@
                 <w:sz w:val="16"/>
                 <w:szCs w:val="16"/>
               </w:rPr>
-              <w:t xml:space="preserve">17  </w:t>
-            </w:r>
-            <w:r>
-              <w:rPr>
-                <w:sz w:val="16"/>
-                <w:szCs w:val="16"/>
-              </w:rPr>
-              <w:t xml:space="preserve">contribution</w:t>
+              <w:t xml:space="preserve">16  </w:t>
+            </w:r>
+            <w:r>
+              <w:rPr>
+                <w:sz w:val="16"/>
+                <w:szCs w:val="16"/>
+              </w:rPr>
+              <w:t xml:space="preserve">convenience</w:t>
             </w:r>
           </w:p>
         </w:tc>
@@ -13915,7 +13173,7 @@
                 <w:sz w:val="16"/>
                 <w:szCs w:val="16"/>
               </w:rPr>
-              <w:t xml:space="preserve">18  </w:t>
+              <w:t xml:space="preserve">17  </w:t>
             </w:r>
             <w:r>
               <w:rPr>
@@ -13983,14 +13241,14 @@
                 <w:sz w:val="16"/>
                 <w:szCs w:val="16"/>
               </w:rPr>
-              <w:t xml:space="preserve">19  </w:t>
-            </w:r>
-            <w:r>
-              <w:rPr>
-                <w:sz w:val="16"/>
-                <w:szCs w:val="16"/>
-              </w:rPr>
-              <w:t xml:space="preserve">Simulation</w:t>
+              <w:t xml:space="preserve">18  </w:t>
+            </w:r>
+            <w:r>
+              <w:rPr>
+                <w:sz w:val="16"/>
+                <w:szCs w:val="16"/>
+              </w:rPr>
+              <w:t xml:space="preserve">within</w:t>
             </w:r>
           </w:p>
         </w:tc>
@@ -14051,14 +13309,14 @@
                 <w:sz w:val="16"/>
                 <w:szCs w:val="16"/>
               </w:rPr>
-              <w:t xml:space="preserve">20  </w:t>
-            </w:r>
-            <w:r>
-              <w:rPr>
-                <w:sz w:val="16"/>
-                <w:szCs w:val="16"/>
-              </w:rPr>
-              <w:t xml:space="preserve">calculation</w:t>
+              <w:t xml:space="preserve">19  </w:t>
+            </w:r>
+            <w:r>
+              <w:rPr>
+                <w:sz w:val="16"/>
+                <w:szCs w:val="16"/>
+              </w:rPr>
+              <w:t xml:space="preserve">ninety-fifth</w:t>
             </w:r>
           </w:p>
         </w:tc>
@@ -14119,14 +13377,14 @@
                 <w:sz w:val="16"/>
                 <w:szCs w:val="16"/>
               </w:rPr>
-              <w:t xml:space="preserve">21  </w:t>
-            </w:r>
-            <w:r>
-              <w:rPr>
-                <w:sz w:val="16"/>
-                <w:szCs w:val="16"/>
-              </w:rPr>
-              <w:t xml:space="preserve">unweighted</w:t>
+              <w:t xml:space="preserve">20  </w:t>
+            </w:r>
+            <w:r>
+              <w:rPr>
+                <w:sz w:val="16"/>
+                <w:szCs w:val="16"/>
+              </w:rPr>
+              <w:t xml:space="preserve">always</w:t>
             </w:r>
           </w:p>
         </w:tc>
@@ -14187,14 +13445,14 @@
                 <w:sz w:val="16"/>
                 <w:szCs w:val="16"/>
               </w:rPr>
-              <w:t xml:space="preserve">22  </w:t>
-            </w:r>
-            <w:r>
-              <w:rPr>
-                <w:sz w:val="16"/>
-                <w:szCs w:val="16"/>
-              </w:rPr>
-              <w:t xml:space="preserve">distribution</w:t>
+              <w:t xml:space="preserve">21  </w:t>
+            </w:r>
+            <w:r>
+              <w:rPr>
+                <w:sz w:val="16"/>
+                <w:szCs w:val="16"/>
+              </w:rPr>
+              <w:t xml:space="preserve">unweighted</w:t>
             </w:r>
           </w:p>
         </w:tc>
@@ -14255,14 +13513,14 @@
                 <w:sz w:val="16"/>
                 <w:szCs w:val="16"/>
               </w:rPr>
-              <w:t xml:space="preserve">23  </w:t>
-            </w:r>
-            <w:r>
-              <w:rPr>
-                <w:sz w:val="16"/>
-                <w:szCs w:val="16"/>
-              </w:rPr>
-              <w:t xml:space="preserve">Monte Carlo technique</w:t>
+              <w:t xml:space="preserve">22  </w:t>
+            </w:r>
+            <w:r>
+              <w:rPr>
+                <w:sz w:val="16"/>
+                <w:szCs w:val="16"/>
+              </w:rPr>
+              <w:t xml:space="preserve">question</w:t>
             </w:r>
           </w:p>
         </w:tc>
@@ -14297,7 +13555,7 @@
                 <w:sz w:val="16"/>
                 <w:szCs w:val="16"/>
               </w:rPr>
-              <w:t xml:space="preserve">Sensitivity</w:t>
+              <w:t xml:space="preserve">equally</w:t>
             </w:r>
           </w:p>
         </w:tc>
@@ -14323,7 +13581,7 @@
                 <w:sz w:val="16"/>
                 <w:szCs w:val="16"/>
               </w:rPr>
-              <w:t xml:space="preserve">24  </w:t>
+              <w:t xml:space="preserve">23  </w:t>
             </w:r>
             <w:r>
               <w:rPr>
@@ -14365,7 +13623,7 @@
                 <w:sz w:val="16"/>
                 <w:szCs w:val="16"/>
               </w:rPr>
-              <w:t xml:space="preserve">equally</w:t>
+              <w:t xml:space="preserve">Estimating</w:t>
             </w:r>
           </w:p>
         </w:tc>
@@ -14391,14 +13649,14 @@
                 <w:sz w:val="16"/>
                 <w:szCs w:val="16"/>
               </w:rPr>
-              <w:t xml:space="preserve">25  </w:t>
-            </w:r>
-            <w:r>
-              <w:rPr>
-                <w:sz w:val="16"/>
-                <w:szCs w:val="16"/>
-              </w:rPr>
-              <w:t xml:space="preserve">Expected value</w:t>
+              <w:t xml:space="preserve">24  </w:t>
+            </w:r>
+            <w:r>
+              <w:rPr>
+                <w:sz w:val="16"/>
+                <w:szCs w:val="16"/>
+              </w:rPr>
+              <w:t xml:space="preserve">Simulation</w:t>
             </w:r>
           </w:p>
         </w:tc>
@@ -14433,7 +13691,7 @@
                 <w:sz w:val="16"/>
                 <w:szCs w:val="16"/>
               </w:rPr>
-              <w:t xml:space="preserve">Estimating</w:t>
+              <w:t xml:space="preserve">ranking</w:t>
             </w:r>
           </w:p>
         </w:tc>
@@ -14459,14 +13717,14 @@
                 <w:sz w:val="16"/>
                 <w:szCs w:val="16"/>
               </w:rPr>
-              <w:t xml:space="preserve">26  </w:t>
-            </w:r>
-            <w:r>
-              <w:rPr>
-                <w:sz w:val="16"/>
-                <w:szCs w:val="16"/>
-              </w:rPr>
-              <w:t xml:space="preserve">Simulation</w:t>
+              <w:t xml:space="preserve">25  </w:t>
+            </w:r>
+            <w:r>
+              <w:rPr>
+                <w:sz w:val="16"/>
+                <w:szCs w:val="16"/>
+              </w:rPr>
+              <w:t xml:space="preserve">expected value</w:t>
             </w:r>
           </w:p>
         </w:tc>
@@ -14501,7 +13759,7 @@
                 <w:sz w:val="16"/>
                 <w:szCs w:val="16"/>
               </w:rPr>
-              <w:t xml:space="preserve">ranking</w:t>
+              <w:t xml:space="preserve">produced</w:t>
             </w:r>
           </w:p>
         </w:tc>
@@ -14527,75 +13785,7 @@
                 <w:sz w:val="16"/>
                 <w:szCs w:val="16"/>
               </w:rPr>
-              <w:t xml:space="preserve">27  </w:t>
-            </w:r>
-            <w:r>
-              <w:rPr>
-                <w:sz w:val="16"/>
-                <w:szCs w:val="16"/>
-              </w:rPr>
-              <w:t xml:space="preserve">expected value</w:t>
-            </w:r>
-          </w:p>
-        </w:tc>
-      </w:tr>
-      <w:tr>
-        <w:tc>
-          <w:tcPr>
-            <w:tcW w:type="pct" w:w="2500"/>
-            <w:tcMar>
-              <w:top w:type="dxa" w:w="20"/>
-              <w:left w:type="dxa" w:w="80"/>
-              <w:bottom w:type="dxa" w:w="20"/>
-              <w:right w:type="dxa" w:w="80"/>
-            </w:tcMar>
-          </w:tcPr>
-          <w:p>
-            <w:pPr>
-              <w:spacing w:before="12" w:after="12"/>
-            </w:pPr>
-            <w:r>
-              <w:rPr>
-                <w:b/>
-                <w:bCs/>
-                <w:color w:val="8186EF"/>
-                <w:sz w:val="16"/>
-                <w:szCs w:val="16"/>
-              </w:rPr>
-              <w:t xml:space="preserve">14  </w:t>
-            </w:r>
-            <w:r>
-              <w:rPr>
-                <w:sz w:val="16"/>
-                <w:szCs w:val="16"/>
-              </w:rPr>
-              <w:t xml:space="preserve">reporting</w:t>
-            </w:r>
-          </w:p>
-        </w:tc>
-        <w:tc>
-          <w:tcPr>
-            <w:tcW w:type="pct" w:w="2500"/>
-            <w:tcMar>
-              <w:top w:type="dxa" w:w="20"/>
-              <w:left w:type="dxa" w:w="80"/>
-              <w:bottom w:type="dxa" w:w="20"/>
-              <w:right w:type="dxa" w:w="80"/>
-            </w:tcMar>
-          </w:tcPr>
-          <w:p>
-            <w:pPr>
-              <w:spacing w:before="12" w:after="12"/>
-            </w:pPr>
-            <w:r>
-              <w:rPr>
-                <w:b/>
-                <w:bCs/>
-                <w:color w:val="8186EF"/>
-                <w:sz w:val="16"/>
-                <w:szCs w:val="16"/>
-              </w:rPr>
-              <w:t xml:space="preserve">28  </w:t>
+              <w:t xml:space="preserve">26  </w:t>
             </w:r>
             <w:r>
               <w:rPr>
@@ -15183,7 +14373,7 @@
               <w:sz w:val="16"/>
               <w:szCs w:val="16"/>
             </w:rPr>
-            <w:t xml:space="preserve"> of 3</w:t>
+            <w:t xml:space="preserve"> of 2</w:t>
           </w:r>
         </w:p>
       </w:tc>
